--- a/Syllabus_2026.docx
+++ b/Syllabus_2026.docx
@@ -57,14 +57,7 @@
           <w:b/>
           <w:bCs/>
         </w:rPr>
-        <w:t xml:space="preserve">Recurring Zoom Link:  </w:t>
-      </w:r>
-      <w:r>
-        <w:rPr>
-          <w:b/>
-          <w:bCs/>
-        </w:rPr>
-        <w:t>See Shared Course Calendar</w:t>
+        <w:t>Recurring Zoom Link:  See Shared Course Calendar</w:t>
       </w:r>
     </w:p>
     <w:p>
@@ -102,11 +95,7 @@
       </w:pPr>
       <w:r>
         <w:rPr/>
-        <w:t xml:space="preserve">Paul Lott, </w:t>
-      </w:r>
-      <w:r>
-        <w:rPr/>
-        <w:t>PhD  (Genetics)</w:t>
+        <w:t>Paul Lott, PhD  (Genetics)</w:t>
       </w:r>
     </w:p>
     <w:p>
@@ -120,14 +109,12 @@
         <w:rPr/>
         <w:t xml:space="preserve">Email: </w:t>
       </w:r>
-      <w:hyperlink r:id="rId3">
-        <w:r>
-          <w:rPr>
-            <w:rStyle w:val="Hyperlink"/>
-          </w:rPr>
-          <w:t>plott@ucdavis.edu</w:t>
-        </w:r>
-      </w:hyperlink>
+      <w:r>
+        <w:rPr>
+          <w:rStyle w:val="Hyperlink"/>
+        </w:rPr>
+        <w:t>plott@ucdavis.edu</w:t>
+      </w:r>
     </w:p>
     <w:p>
       <w:pPr>
@@ -143,43 +130,40 @@
         </w:rPr>
       </w:pPr>
       <w:r>
-        <w:rPr/>
-      </w:r>
-    </w:p>
-    <w:p>
-      <w:pPr>
-        <w:pStyle w:val="Normal"/>
-        <w:rPr/>
-      </w:pPr>
-      <w:r>
         <w:rPr>
           <w:b/>
           <w:bCs/>
           <w:sz w:val="24"/>
           <w:szCs w:val="24"/>
         </w:rPr>
-        <w:t>Course Schedule:</w:t>
-      </w:r>
+      </w:r>
+    </w:p>
+    <w:p>
+      <w:pPr>
+        <w:pStyle w:val="Normal"/>
+        <w:rPr/>
+      </w:pPr>
       <w:r>
         <w:rPr>
           <w:b/>
           <w:bCs/>
+          <w:sz w:val="24"/>
+          <w:szCs w:val="24"/>
+        </w:rPr>
+        <w:t>Course Schedule:</w:t>
+      </w:r>
+      <w:r>
+        <w:rPr>
+          <w:b/>
+          <w:bCs/>
         </w:rPr>
         <w:t xml:space="preserve"> </w:t>
       </w:r>
       <w:r>
         <w:rPr/>
-        <w:t xml:space="preserve"> Every Monday &amp; </w:t>
-      </w:r>
-      <w:r>
-        <w:rPr/>
-        <w:t>Wednesday</w:t>
-      </w:r>
-      <w:r>
-        <w:rPr/>
-        <w:t xml:space="preserve"> 5:00 to 6:30PM PDT (</w:t>
-      </w:r>
-      <w:hyperlink r:id="rId4">
+        <w:t xml:space="preserve"> Every Monday &amp; Wednesday 5:00 to 6:30PM PDT (</w:t>
+      </w:r>
+      <w:hyperlink r:id="rId2">
         <w:r>
           <w:rPr>
             <w:rStyle w:val="Hyperlink"/>
@@ -202,11 +186,7 @@
       </w:hyperlink>
       <w:r>
         <w:rPr/>
-        <w:t xml:space="preserve">  until June </w:t>
-      </w:r>
-      <w:r>
-        <w:rPr/>
-        <w:t>3</w:t>
+        <w:t xml:space="preserve">  until June 3</w:t>
       </w:r>
       <w:r>
         <w:rPr>
@@ -267,37 +247,29 @@
         <w:tab/>
         <w:t xml:space="preserve">Slack Channel:  </w:t>
       </w:r>
-      <w:hyperlink r:id="rId6">
-        <w:r>
-          <w:rPr>
-            <w:rStyle w:val="Hyperlink"/>
-            <w:b/>
-            <w:bCs/>
-          </w:rPr>
-          <w:t>https://ucdavis.slack.com/archives/C0AMVCD6FS9</w:t>
-        </w:r>
-      </w:hyperlink>
-    </w:p>
-    <w:p>
-      <w:pPr>
-        <w:pStyle w:val="Normal"/>
-        <w:rPr/>
-      </w:pPr>
-      <w:r>
-        <w:rPr>
+      <w:r>
+        <w:rPr>
+          <w:rStyle w:val="Hyperlink"/>
           <w:b/>
           <w:bCs/>
         </w:rPr>
-        <w:tab/>
-      </w:r>
+        <w:t>https://ucdavis.slack.com/archives/C0AMVCD6FS9</w:t>
+      </w:r>
+    </w:p>
+    <w:p>
+      <w:pPr>
+        <w:pStyle w:val="Normal"/>
+        <w:rPr/>
+      </w:pPr>
       <w:r>
         <w:rPr>
           <w:b/>
           <w:bCs/>
         </w:rPr>
+        <w:tab/>
         <w:t xml:space="preserve">Slack Email: </w:t>
       </w:r>
-      <w:hyperlink r:id="rId7">
+      <w:hyperlink r:id="rId3">
         <w:r>
           <w:rPr>
             <w:rStyle w:val="Hyperlink"/>
@@ -350,11 +322,7 @@
       </w:pPr>
       <w:r>
         <w:rPr/>
-        <w:t xml:space="preserve">This course presents the basics of Unix Command-Line and R programming.  </w:t>
-      </w:r>
-      <w:r>
-        <w:rPr/>
-        <w:t>The course is designed to get you ready to utilize large research clusters.  We’ll be using the UCDavis HIVE Cluster for our course – so students will be familiar with the do’s and don’ts of working on a shared high performance cluster (HPC) environments.</w:t>
+        <w:t>This course presents the basics of Unix Command-Line and R programming. The course is designed to get you ready to utilize large research clusters. We’ll be using the UCDavis HIVE Cluster for our course – so students will be familiar with the do’s and don’ts of working on a shared high performance cluster (HPC) environments.</w:t>
       </w:r>
     </w:p>
     <w:p>
@@ -364,23 +332,7 @@
       </w:pPr>
       <w:r>
         <w:rPr/>
-        <w:t>In the first 4 weeks of this course, w</w:t>
-      </w:r>
-      <w:r>
-        <w:rPr/>
-        <w:t>e’ll cover the basic</w:t>
-      </w:r>
-      <w:r>
-        <w:rPr/>
-        <w:t>s</w:t>
-      </w:r>
-      <w:r>
-        <w:rPr/>
-        <w:t xml:space="preserve"> of Unix: filesystem, commands, pipes and streams, and process management.  </w:t>
-      </w:r>
-      <w:r>
-        <w:rPr/>
-        <w:t xml:space="preserve">This will prepare you with the skills to login, navigate, utilize, and perform analysis using a HPC. </w:t>
+        <w:t xml:space="preserve">In the first 4 weeks of this course, we’ll cover the basics of Unix: filesystem, commands, pipes and streams, and process management. This will prepare you with the skills to login, navigate, utilize, and perform analysis using a HPC. </w:t>
       </w:r>
     </w:p>
     <w:p>
@@ -390,43 +342,7 @@
       </w:pPr>
       <w:r>
         <w:rPr/>
-        <w:t>T</w:t>
-      </w:r>
-      <w:r>
-        <w:rPr/>
-        <w:t xml:space="preserve">hen </w:t>
-      </w:r>
-      <w:r>
-        <w:rPr/>
-        <w:t>for Weeks 5 through 10</w:t>
-      </w:r>
-      <w:r>
-        <w:rPr/>
-        <w:t xml:space="preserve">, we’ll switch </w:t>
-      </w:r>
-      <w:r>
-        <w:rPr/>
-        <w:t xml:space="preserve">our focus to using </w:t>
-      </w:r>
-      <w:r>
-        <w:rPr/>
-        <w:t xml:space="preserve">R and Rstudio </w:t>
-      </w:r>
-      <w:r>
-        <w:rPr/>
-        <w:t>on the HPC.  R/Rstudio is a very commonly used analysis tool and programming language used in bioinformatics analysis.  We’ll cover the basics of R - d</w:t>
-      </w:r>
-      <w:r>
-        <w:rPr/>
-        <w:t xml:space="preserve">atatypes, functions, syntax, and programming fundamentals.  Students will become familiar with Unix, writing R code </w:t>
-      </w:r>
-      <w:r>
-        <w:rPr/>
-        <w:t>in Rstudio Markdown documents</w:t>
-      </w:r>
-      <w:r>
-        <w:rPr/>
-        <w:t xml:space="preserve"> and troubleshooting code.  We’ll also cover some of the basic resources for R for conducting exploratory data analysis – including generating publication ready plots.</w:t>
+        <w:t>Then for Weeks 5 through 10, we’ll switch our focus to using R and Rstudio on the HPC.  R/Rstudio is a very commonly used analysis tool and programming language used in bioinformatics analysis. We’ll cover the basics of R - datatypes, functions, syntax, and programming fundamentals. Students will become familiar with Unix, writing R code in Rstudio Markdown documents and troubleshooting code. We’ll also cover some of the basic resources for R for conducting exploratory data analysis – including generating publication ready plots.</w:t>
       </w:r>
     </w:p>
     <w:p>
@@ -454,19 +370,7 @@
       </w:r>
       <w:r>
         <w:rPr/>
-        <w:t xml:space="preserve"> Students are expected to have access to a laptop or desktop computer that also has a webcam </w:t>
-      </w:r>
-      <w:r>
-        <w:rPr/>
-        <w:t>for zoom classes</w:t>
-      </w:r>
-      <w:r>
-        <w:rPr/>
-        <w:t xml:space="preserve">.   </w:t>
-      </w:r>
-      <w:r>
-        <w:rPr/>
-        <w:t xml:space="preserve">In order to access Zoom classes and computational resources, the student should plan to be in a location with stable internet access. </w:t>
+        <w:t xml:space="preserve"> Students are expected to have access to a laptop or desktop computer that also has a webcam for zoom classes.   In order to access Zoom classes and computational resources, the student should plan to be in a location with stable internet access. </w:t>
       </w:r>
     </w:p>
     <w:p>
@@ -505,14 +409,7 @@
           <w:sz w:val="22"/>
           <w:szCs w:val="22"/>
         </w:rPr>
-        <w:t>A</w:t>
-      </w:r>
-      <w:r>
-        <w:rPr>
-          <w:sz w:val="22"/>
-          <w:szCs w:val="22"/>
-        </w:rPr>
-        <w:t>ccess UCDavis HIVE HPC Infrastructure</w:t>
+        <w:t>Access UCDavis HIVE HPC Infrastructure</w:t>
       </w:r>
     </w:p>
     <w:p>
@@ -532,14 +429,7 @@
           <w:sz w:val="22"/>
           <w:szCs w:val="22"/>
         </w:rPr>
-        <w:t xml:space="preserve">Access and </w:t>
-      </w:r>
-      <w:r>
-        <w:rPr>
-          <w:sz w:val="22"/>
-          <w:szCs w:val="22"/>
-        </w:rPr>
-        <w:t>Use Unix Terminal</w:t>
+        <w:t>Access and Use Unix Terminal</w:t>
       </w:r>
     </w:p>
     <w:p>
@@ -579,14 +469,7 @@
           <w:sz w:val="22"/>
           <w:szCs w:val="22"/>
         </w:rPr>
-        <w:t xml:space="preserve">Utilize Unix command-line applications </w:t>
-      </w:r>
-      <w:r>
-        <w:rPr>
-          <w:sz w:val="22"/>
-          <w:szCs w:val="22"/>
-        </w:rPr>
-        <w:t xml:space="preserve">to: </w:t>
+        <w:t xml:space="preserve">Utilize Unix command-line applications to: </w:t>
       </w:r>
     </w:p>
     <w:p>
@@ -892,19 +775,7 @@
       </w:pPr>
       <w:r>
         <w:rPr/>
-        <w:t>W</w:t>
-      </w:r>
-      <w:r>
-        <w:rPr/>
-        <w:t xml:space="preserve">eekly assignments will be given and will be due the following Sunday night.  The assignments may be completed individually or collaboratively. If help on assignments is required, participants should ask for help from others (students, colleagues, instructors) </w:t>
-      </w:r>
-      <w:r>
-        <w:rPr/>
-        <w:t>and utilize AI as a lost resort</w:t>
-      </w:r>
-      <w:r>
-        <w:rPr/>
-        <w:t>.  We will review solutions to Assignments on the Monday following when we covered the section where an assignment was posted.</w:t>
+        <w:t>Weekly assignments will be given and will be due the following Sunday night.  The assignments may be completed individually or collaboratively. If help on assignments is required, participants should ask for help from others (students, colleagues, instructors) and utilize AI as a lost resort.  We will review solutions to Assignments on the Monday following when we covered the section where an assignment was posted.</w:t>
       </w:r>
     </w:p>
     <w:p>
@@ -1010,6 +881,7 @@
             <w:pPr>
               <w:pStyle w:val="Normal"/>
               <w:widowControl/>
+              <w:suppressAutoHyphens w:val="true"/>
               <w:spacing w:lineRule="auto" w:line="240" w:before="0" w:after="0"/>
               <w:jc w:val="left"/>
               <w:rPr>
@@ -1041,6 +913,7 @@
             <w:pPr>
               <w:pStyle w:val="Normal"/>
               <w:widowControl/>
+              <w:suppressAutoHyphens w:val="true"/>
               <w:spacing w:lineRule="auto" w:line="240" w:before="0" w:after="0"/>
               <w:jc w:val="left"/>
               <w:rPr>
@@ -1072,6 +945,7 @@
             <w:pPr>
               <w:pStyle w:val="Normal"/>
               <w:widowControl/>
+              <w:suppressAutoHyphens w:val="true"/>
               <w:spacing w:lineRule="auto" w:line="240" w:before="0" w:after="0"/>
               <w:jc w:val="left"/>
               <w:rPr>
@@ -1109,6 +983,7 @@
             <w:pPr>
               <w:pStyle w:val="Normal"/>
               <w:widowControl/>
+              <w:suppressAutoHyphens w:val="true"/>
               <w:spacing w:lineRule="auto" w:line="240" w:before="0" w:after="0"/>
               <w:jc w:val="center"/>
               <w:rPr>
@@ -1127,53 +1002,14 @@
                 <w:szCs w:val="22"/>
                 <w:lang w:val="en-US" w:eastAsia="en-US" w:bidi="ar-SA"/>
               </w:rPr>
-              <w:t>3/3</w:t>
-            </w:r>
-            <w:r>
-              <w:rPr>
-                <w:rFonts w:eastAsia="Calibri" w:cs=""/>
-                <w:kern w:val="0"/>
-                <w:sz w:val="22"/>
-                <w:szCs w:val="22"/>
-                <w:lang w:val="en-US" w:eastAsia="en-US" w:bidi="ar-SA"/>
-              </w:rPr>
-              <w:t>0</w:t>
-            </w:r>
-            <w:r>
-              <w:rPr>
-                <w:rFonts w:eastAsia="Calibri" w:cs=""/>
-                <w:kern w:val="0"/>
-                <w:sz w:val="22"/>
-                <w:szCs w:val="22"/>
-                <w:lang w:val="en-US" w:eastAsia="en-US" w:bidi="ar-SA"/>
-              </w:rPr>
-              <w:t>/202</w:t>
-            </w:r>
-            <w:r>
-              <w:rPr>
-                <w:rFonts w:eastAsia="Calibri" w:cs=""/>
-                <w:kern w:val="0"/>
-                <w:sz w:val="22"/>
-                <w:szCs w:val="22"/>
-                <w:lang w:val="en-US" w:eastAsia="en-US" w:bidi="ar-SA"/>
-              </w:rPr>
-              <w:t>6</w:t>
-            </w:r>
-            <w:r>
-              <w:rPr>
-                <w:rFonts w:eastAsia="Calibri" w:cs=""/>
-                <w:kern w:val="0"/>
-                <w:sz w:val="22"/>
-                <w:szCs w:val="22"/>
-                <w:lang w:val="en-US" w:eastAsia="en-US" w:bidi="ar-SA"/>
-              </w:rPr>
-              <w:t xml:space="preserve"> </w:t>
-            </w:r>
-          </w:p>
-          <w:p>
-            <w:pPr>
-              <w:pStyle w:val="Normal"/>
-              <w:widowControl/>
+              <w:t>3/30/2026</w:t>
+            </w:r>
+          </w:p>
+          <w:p>
+            <w:pPr>
+              <w:pStyle w:val="Normal"/>
+              <w:widowControl/>
+              <w:suppressAutoHyphens w:val="true"/>
               <w:spacing w:lineRule="auto" w:line="240" w:before="0" w:after="0"/>
               <w:jc w:val="center"/>
               <w:rPr>
@@ -1209,6 +1045,7 @@
                 <w:ilvl w:val="0"/>
                 <w:numId w:val="4"/>
               </w:numPr>
+              <w:suppressAutoHyphens w:val="true"/>
               <w:spacing w:lineRule="auto" w:line="240" w:before="0" w:after="0"/>
               <w:contextualSpacing/>
               <w:jc w:val="left"/>
@@ -1235,6 +1072,7 @@
             <w:pPr>
               <w:pStyle w:val="Normal"/>
               <w:widowControl/>
+              <w:suppressAutoHyphens w:val="true"/>
               <w:spacing w:lineRule="auto" w:line="240" w:before="0" w:after="0"/>
               <w:ind w:left="0"/>
               <w:jc w:val="left"/>
@@ -1257,16 +1095,6 @@
                 <w:lang w:val="en-US" w:eastAsia="en-US" w:bidi="ar-SA"/>
               </w:rPr>
               <w:t>Unix:</w:t>
-            </w:r>
-            <w:r>
-              <w:rPr>
-                <w:rFonts w:eastAsia="Calibri" w:cs=""/>
-                <w:kern w:val="0"/>
-                <w:sz w:val="22"/>
-                <w:szCs w:val="22"/>
-                <w:lang w:val="en-US" w:eastAsia="en-US" w:bidi="ar-SA"/>
-              </w:rPr>
-              <w:t xml:space="preserve"> </w:t>
             </w:r>
           </w:p>
           <w:p>
@@ -1277,6 +1105,7 @@
                 <w:ilvl w:val="1"/>
                 <w:numId w:val="4"/>
               </w:numPr>
+              <w:suppressAutoHyphens w:val="true"/>
               <w:spacing w:lineRule="auto" w:line="240" w:before="0" w:after="0"/>
               <w:contextualSpacing/>
               <w:jc w:val="left"/>
@@ -1304,9 +1133,10 @@
               <w:pStyle w:val="ListParagraph"/>
               <w:widowControl/>
               <w:numPr>
-                <w:ilvl w:val="2"/>
+                <w:ilvl w:val="1"/>
                 <w:numId w:val="4"/>
               </w:numPr>
+              <w:suppressAutoHyphens w:val="true"/>
               <w:spacing w:lineRule="auto" w:line="240" w:before="0" w:after="0"/>
               <w:contextualSpacing/>
               <w:jc w:val="left"/>
@@ -1326,7 +1156,7 @@
                 <w:szCs w:val="22"/>
                 <w:lang w:val="en-US" w:eastAsia="en-US" w:bidi="ar-SA"/>
               </w:rPr>
-              <w:t>Setup of Unix, Terminal</w:t>
+              <w:t xml:space="preserve">Getting Started on Hive </w:t>
             </w:r>
           </w:p>
           <w:p>
@@ -1338,6 +1168,7 @@
                 <w:numId w:val="4"/>
               </w:numPr>
               <w:suppressLineNumbers w:val="0"/>
+              <w:suppressAutoHyphens w:val="true"/>
               <w:bidi w:val="0"/>
               <w:spacing w:lineRule="auto" w:line="240" w:beforeAutospacing="0" w:before="0" w:afterAutospacing="0" w:after="0"/>
               <w:ind w:hanging="360" w:left="1080" w:right="0"/>
@@ -1372,6 +1203,7 @@
             <w:pPr>
               <w:pStyle w:val="Normal"/>
               <w:widowControl/>
+              <w:suppressAutoHyphens w:val="true"/>
               <w:spacing w:lineRule="auto" w:line="240" w:before="0" w:after="0"/>
               <w:jc w:val="left"/>
               <w:rPr>
@@ -1409,6 +1241,7 @@
             <w:pPr>
               <w:pStyle w:val="Normal"/>
               <w:widowControl/>
+              <w:suppressAutoHyphens w:val="true"/>
               <w:spacing w:lineRule="auto" w:line="240" w:before="0" w:after="0"/>
               <w:jc w:val="center"/>
               <w:rPr>
@@ -1427,23 +1260,14 @@
                 <w:szCs w:val="22"/>
                 <w:lang w:val="en-US" w:eastAsia="en-US" w:bidi="ar-SA"/>
               </w:rPr>
-              <w:t>4/1/202</w:t>
-            </w:r>
-            <w:r>
-              <w:rPr>
-                <w:rFonts w:eastAsia="Calibri" w:cs=""/>
-                <w:kern w:val="0"/>
-                <w:sz w:val="22"/>
-                <w:szCs w:val="22"/>
-                <w:lang w:val="en-US" w:eastAsia="en-US" w:bidi="ar-SA"/>
-              </w:rPr>
-              <w:t>6</w:t>
-            </w:r>
-          </w:p>
-          <w:p>
-            <w:pPr>
-              <w:pStyle w:val="Normal"/>
-              <w:widowControl/>
+              <w:t>4/1/2026</w:t>
+            </w:r>
+          </w:p>
+          <w:p>
+            <w:pPr>
+              <w:pStyle w:val="Normal"/>
+              <w:widowControl/>
+              <w:suppressAutoHyphens w:val="true"/>
               <w:spacing w:lineRule="auto" w:line="240" w:before="0" w:after="0"/>
               <w:jc w:val="center"/>
               <w:rPr>
@@ -1476,6 +1300,7 @@
               <w:pStyle w:val="Normal"/>
               <w:widowControl/>
               <w:suppressLineNumbers w:val="0"/>
+              <w:suppressAutoHyphens w:val="true"/>
               <w:bidi w:val="0"/>
               <w:spacing w:lineRule="auto" w:line="240" w:beforeAutospacing="0" w:before="0" w:afterAutospacing="0" w:after="0"/>
               <w:ind w:left="0" w:right="0"/>
@@ -1498,7 +1323,7 @@
                 <w:szCs w:val="22"/>
                 <w:lang w:val="en-US" w:eastAsia="en-US" w:bidi="ar-SA"/>
               </w:rPr>
-              <w:t xml:space="preserve">Unix: </w:t>
+              <w:t>Unix:</w:t>
             </w:r>
           </w:p>
           <w:p>
@@ -1510,6 +1335,7 @@
                 <w:numId w:val="3"/>
               </w:numPr>
               <w:suppressLineNumbers w:val="0"/>
+              <w:suppressAutoHyphens w:val="true"/>
               <w:spacing w:lineRule="auto" w:line="240" w:beforeAutospacing="0" w:before="0" w:afterAutospacing="0" w:after="0"/>
               <w:ind w:hanging="360" w:left="1080" w:right="0"/>
               <w:contextualSpacing/>
@@ -1544,6 +1370,7 @@
               <w:pStyle w:val="Normal"/>
               <w:widowControl/>
               <w:suppressLineNumbers w:val="0"/>
+              <w:suppressAutoHyphens w:val="true"/>
               <w:bidi w:val="0"/>
               <w:spacing w:lineRule="auto" w:line="240" w:beforeAutospacing="0" w:before="0" w:afterAutospacing="0" w:after="0"/>
               <w:ind w:left="0" w:right="0"/>
@@ -1583,6 +1410,7 @@
             <w:pPr>
               <w:pStyle w:val="Normal"/>
               <w:widowControl/>
+              <w:suppressAutoHyphens w:val="true"/>
               <w:spacing w:lineRule="auto" w:line="240" w:before="0" w:after="0"/>
               <w:jc w:val="center"/>
               <w:rPr>
@@ -1601,43 +1429,14 @@
                 <w:szCs w:val="22"/>
                 <w:lang w:val="en-US" w:eastAsia="en-US" w:bidi="ar-SA"/>
               </w:rPr>
-              <w:t>4/</w:t>
-            </w:r>
-            <w:r>
-              <w:rPr>
-                <w:rFonts w:eastAsia="Calibri" w:cs=""/>
-                <w:kern w:val="0"/>
-                <w:sz w:val="22"/>
-                <w:szCs w:val="22"/>
-                <w:lang w:val="en-US" w:eastAsia="en-US" w:bidi="ar-SA"/>
-              </w:rPr>
-              <w:t>6</w:t>
-            </w:r>
-            <w:r>
-              <w:rPr>
-                <w:rFonts w:eastAsia="Calibri" w:cs=""/>
-                <w:kern w:val="0"/>
-                <w:sz w:val="22"/>
-                <w:szCs w:val="22"/>
-                <w:lang w:val="en-US" w:eastAsia="en-US" w:bidi="ar-SA"/>
-              </w:rPr>
-              <w:t>/202</w:t>
-            </w:r>
-            <w:r>
-              <w:rPr>
-                <w:rFonts w:eastAsia="Calibri" w:cs=""/>
-                <w:kern w:val="0"/>
-                <w:sz w:val="22"/>
-                <w:szCs w:val="22"/>
-                <w:lang w:val="en-US" w:eastAsia="en-US" w:bidi="ar-SA"/>
-              </w:rPr>
-              <w:t>6</w:t>
-            </w:r>
-          </w:p>
-          <w:p>
-            <w:pPr>
-              <w:pStyle w:val="Normal"/>
-              <w:widowControl/>
+              <w:t>4/6/2026</w:t>
+            </w:r>
+          </w:p>
+          <w:p>
+            <w:pPr>
+              <w:pStyle w:val="Normal"/>
+              <w:widowControl/>
+              <w:suppressAutoHyphens w:val="true"/>
               <w:spacing w:lineRule="auto" w:line="240" w:before="0" w:after="0"/>
               <w:jc w:val="center"/>
               <w:rPr>
@@ -1670,6 +1469,7 @@
               <w:pStyle w:val="Normal"/>
               <w:widowControl/>
               <w:suppressLineNumbers w:val="0"/>
+              <w:suppressAutoHyphens w:val="true"/>
               <w:bidi w:val="0"/>
               <w:spacing w:lineRule="auto" w:line="240" w:beforeAutospacing="0" w:before="0" w:afterAutospacing="0" w:after="0"/>
               <w:ind w:left="0" w:right="0"/>
@@ -1700,6 +1500,7 @@
               <w:pStyle w:val="Normal"/>
               <w:widowControl/>
               <w:suppressLineNumbers w:val="0"/>
+              <w:suppressAutoHyphens w:val="true"/>
               <w:spacing w:lineRule="auto" w:line="240" w:beforeAutospacing="0" w:before="0" w:afterAutospacing="0" w:after="0"/>
               <w:ind w:left="0" w:right="0"/>
               <w:jc w:val="left"/>
@@ -1733,6 +1534,7 @@
                 <w:numId w:val="3"/>
               </w:numPr>
               <w:suppressLineNumbers w:val="0"/>
+              <w:suppressAutoHyphens w:val="true"/>
               <w:spacing w:lineRule="auto" w:line="240" w:beforeAutospacing="0" w:before="0" w:afterAutospacing="0" w:after="0"/>
               <w:ind w:hanging="360" w:left="1080" w:right="0"/>
               <w:contextualSpacing/>
@@ -1765,6 +1567,7 @@
                 <w:numId w:val="3"/>
               </w:numPr>
               <w:suppressLineNumbers w:val="0"/>
+              <w:suppressAutoHyphens w:val="true"/>
               <w:spacing w:lineRule="auto" w:line="240" w:beforeAutospacing="0" w:before="0" w:afterAutospacing="0" w:after="0"/>
               <w:ind w:hanging="360" w:left="1080" w:right="0"/>
               <w:contextualSpacing/>
@@ -1797,6 +1600,7 @@
                 <w:numId w:val="3"/>
               </w:numPr>
               <w:suppressLineNumbers w:val="0"/>
+              <w:suppressAutoHyphens w:val="true"/>
               <w:spacing w:lineRule="auto" w:line="240" w:beforeAutospacing="0" w:before="0" w:afterAutospacing="0" w:after="0"/>
               <w:ind w:hanging="360" w:left="1080" w:right="0"/>
               <w:contextualSpacing/>
@@ -1830,6 +1634,7 @@
             <w:pPr>
               <w:pStyle w:val="Normal"/>
               <w:widowControl/>
+              <w:suppressAutoHyphens w:val="true"/>
               <w:spacing w:lineRule="auto" w:line="240" w:before="0" w:after="0"/>
               <w:jc w:val="left"/>
               <w:rPr>
@@ -1866,6 +1671,7 @@
             <w:pPr>
               <w:pStyle w:val="Normal"/>
               <w:widowControl/>
+              <w:suppressAutoHyphens w:val="true"/>
               <w:spacing w:lineRule="auto" w:line="240" w:before="0" w:after="0"/>
               <w:jc w:val="center"/>
               <w:rPr>
@@ -1884,23 +1690,14 @@
                 <w:szCs w:val="22"/>
                 <w:lang w:val="en-US" w:eastAsia="en-US" w:bidi="ar-SA"/>
               </w:rPr>
-              <w:t>4/8/202</w:t>
-            </w:r>
-            <w:r>
-              <w:rPr>
-                <w:rFonts w:eastAsia="Calibri" w:cs=""/>
-                <w:kern w:val="0"/>
-                <w:sz w:val="22"/>
-                <w:szCs w:val="22"/>
-                <w:lang w:val="en-US" w:eastAsia="en-US" w:bidi="ar-SA"/>
-              </w:rPr>
-              <w:t>6</w:t>
-            </w:r>
-          </w:p>
-          <w:p>
-            <w:pPr>
-              <w:pStyle w:val="Normal"/>
-              <w:widowControl/>
+              <w:t>4/8/2026</w:t>
+            </w:r>
+          </w:p>
+          <w:p>
+            <w:pPr>
+              <w:pStyle w:val="Normal"/>
+              <w:widowControl/>
+              <w:suppressAutoHyphens w:val="true"/>
               <w:spacing w:lineRule="auto" w:line="240" w:before="0" w:after="0"/>
               <w:jc w:val="center"/>
               <w:rPr>
@@ -1932,6 +1729,7 @@
             <w:pPr>
               <w:pStyle w:val="Normal"/>
               <w:widowControl/>
+              <w:suppressAutoHyphens w:val="true"/>
               <w:spacing w:lineRule="auto" w:line="240" w:before="0" w:after="0"/>
               <w:ind w:left="0"/>
               <w:jc w:val="left"/>
@@ -1953,7 +1751,7 @@
                 <w:szCs w:val="22"/>
                 <w:lang w:val="en-US" w:eastAsia="en-US" w:bidi="ar-SA"/>
               </w:rPr>
-              <w:t xml:space="preserve">Unix: </w:t>
+              <w:t>Unix:</w:t>
             </w:r>
           </w:p>
           <w:p>
@@ -1964,6 +1762,7 @@
                 <w:ilvl w:val="1"/>
                 <w:numId w:val="1"/>
               </w:numPr>
+              <w:suppressAutoHyphens w:val="true"/>
               <w:spacing w:lineRule="auto" w:line="240" w:before="0" w:after="0"/>
               <w:contextualSpacing/>
               <w:jc w:val="left"/>
@@ -1994,6 +1793,7 @@
                 <w:ilvl w:val="1"/>
                 <w:numId w:val="1"/>
               </w:numPr>
+              <w:suppressAutoHyphens w:val="true"/>
               <w:spacing w:lineRule="auto" w:line="240" w:before="0" w:after="0"/>
               <w:contextualSpacing/>
               <w:jc w:val="left"/>
@@ -2026,6 +1826,7 @@
             <w:pPr>
               <w:pStyle w:val="Normal"/>
               <w:widowControl/>
+              <w:suppressAutoHyphens w:val="true"/>
               <w:spacing w:lineRule="auto" w:line="240" w:before="0" w:after="0"/>
               <w:jc w:val="left"/>
               <w:rPr>
@@ -2063,6 +1864,7 @@
             <w:pPr>
               <w:pStyle w:val="Normal"/>
               <w:widowControl/>
+              <w:suppressAutoHyphens w:val="true"/>
               <w:spacing w:lineRule="auto" w:line="240" w:before="0" w:after="0"/>
               <w:jc w:val="center"/>
               <w:rPr>
@@ -2083,49 +1885,14 @@
                 <w:szCs w:val="22"/>
                 <w:lang w:val="en-US" w:eastAsia="en-US" w:bidi="ar-SA"/>
               </w:rPr>
-              <w:t>4/1</w:t>
-            </w:r>
-            <w:r>
-              <w:rPr>
-                <w:rFonts w:eastAsia="Calibri" w:cs=""/>
-                <w:b w:val="false"/>
-                <w:bCs w:val="false"/>
-                <w:kern w:val="0"/>
-                <w:sz w:val="22"/>
-                <w:szCs w:val="22"/>
-                <w:lang w:val="en-US" w:eastAsia="en-US" w:bidi="ar-SA"/>
-              </w:rPr>
-              <w:t>3</w:t>
-            </w:r>
-            <w:r>
-              <w:rPr>
-                <w:rFonts w:eastAsia="Calibri" w:cs=""/>
-                <w:b w:val="false"/>
-                <w:bCs w:val="false"/>
-                <w:kern w:val="0"/>
-                <w:sz w:val="22"/>
-                <w:szCs w:val="22"/>
-                <w:lang w:val="en-US" w:eastAsia="en-US" w:bidi="ar-SA"/>
-              </w:rPr>
-              <w:t>/202</w:t>
-            </w:r>
-            <w:r>
-              <w:rPr>
-                <w:rFonts w:eastAsia="Calibri" w:cs=""/>
-                <w:b w:val="false"/>
-                <w:bCs w:val="false"/>
-                <w:kern w:val="0"/>
-                <w:sz w:val="22"/>
-                <w:szCs w:val="22"/>
-                <w:lang w:val="en-US" w:eastAsia="en-US" w:bidi="ar-SA"/>
-              </w:rPr>
-              <w:t>6</w:t>
-            </w:r>
-          </w:p>
-          <w:p>
-            <w:pPr>
-              <w:pStyle w:val="Normal"/>
-              <w:widowControl/>
+              <w:t>4/13/2026</w:t>
+            </w:r>
+          </w:p>
+          <w:p>
+            <w:pPr>
+              <w:pStyle w:val="Normal"/>
+              <w:widowControl/>
+              <w:suppressAutoHyphens w:val="true"/>
               <w:spacing w:lineRule="auto" w:line="240" w:before="0" w:after="0"/>
               <w:jc w:val="center"/>
               <w:rPr>
@@ -2159,6 +1926,7 @@
             <w:pPr>
               <w:pStyle w:val="Normal"/>
               <w:widowControl/>
+              <w:suppressAutoHyphens w:val="true"/>
               <w:spacing w:lineRule="auto" w:line="240" w:before="0" w:after="0"/>
               <w:jc w:val="left"/>
               <w:rPr>
@@ -2187,6 +1955,7 @@
               <w:pStyle w:val="Normal"/>
               <w:widowControl/>
               <w:suppressLineNumbers w:val="0"/>
+              <w:suppressAutoHyphens w:val="true"/>
               <w:bidi w:val="0"/>
               <w:spacing w:lineRule="auto" w:line="240" w:beforeAutospacing="0" w:before="0" w:afterAutospacing="0" w:after="0"/>
               <w:ind w:left="0" w:right="0"/>
@@ -2221,6 +1990,7 @@
                 <w:numId w:val="2"/>
               </w:numPr>
               <w:suppressLineNumbers w:val="0"/>
+              <w:suppressAutoHyphens w:val="true"/>
               <w:bidi w:val="0"/>
               <w:spacing w:lineRule="auto" w:line="240" w:beforeAutospacing="0" w:before="0" w:afterAutospacing="0" w:after="0"/>
               <w:ind w:hanging="360" w:left="1080" w:right="0"/>
@@ -2254,6 +2024,7 @@
                 <w:numId w:val="2"/>
               </w:numPr>
               <w:suppressLineNumbers w:val="0"/>
+              <w:suppressAutoHyphens w:val="true"/>
               <w:bidi w:val="0"/>
               <w:spacing w:lineRule="auto" w:line="240" w:beforeAutospacing="0" w:before="0" w:afterAutospacing="0" w:after="0"/>
               <w:ind w:hanging="360" w:left="1080" w:right="0"/>
@@ -2287,6 +2058,7 @@
                 <w:numId w:val="2"/>
               </w:numPr>
               <w:suppressLineNumbers w:val="0"/>
+              <w:suppressAutoHyphens w:val="true"/>
               <w:bidi w:val="0"/>
               <w:spacing w:lineRule="auto" w:line="240" w:beforeAutospacing="0" w:before="0" w:afterAutospacing="0" w:after="0"/>
               <w:ind w:hanging="360" w:left="1080" w:right="0"/>
@@ -2321,6 +2093,7 @@
             <w:pPr>
               <w:pStyle w:val="Normal"/>
               <w:widowControl/>
+              <w:suppressAutoHyphens w:val="true"/>
               <w:spacing w:lineRule="auto" w:line="240" w:before="0" w:after="0"/>
               <w:jc w:val="left"/>
               <w:rPr>
@@ -2358,6 +2131,7 @@
             <w:pPr>
               <w:pStyle w:val="Normal"/>
               <w:widowControl/>
+              <w:suppressAutoHyphens w:val="true"/>
               <w:spacing w:lineRule="auto" w:line="240" w:before="0" w:after="0"/>
               <w:jc w:val="center"/>
               <w:rPr>
@@ -2376,43 +2150,14 @@
                 <w:szCs w:val="22"/>
                 <w:lang w:val="en-US" w:eastAsia="en-US" w:bidi="ar-SA"/>
               </w:rPr>
-              <w:t>4/1</w:t>
-            </w:r>
-            <w:r>
-              <w:rPr>
-                <w:rFonts w:eastAsia="Calibri" w:cs=""/>
-                <w:kern w:val="0"/>
-                <w:sz w:val="22"/>
-                <w:szCs w:val="22"/>
-                <w:lang w:val="en-US" w:eastAsia="en-US" w:bidi="ar-SA"/>
-              </w:rPr>
-              <w:t>5</w:t>
-            </w:r>
-            <w:r>
-              <w:rPr>
-                <w:rFonts w:eastAsia="Calibri" w:cs=""/>
-                <w:kern w:val="0"/>
-                <w:sz w:val="22"/>
-                <w:szCs w:val="22"/>
-                <w:lang w:val="en-US" w:eastAsia="en-US" w:bidi="ar-SA"/>
-              </w:rPr>
-              <w:t>/202</w:t>
-            </w:r>
-            <w:r>
-              <w:rPr>
-                <w:rFonts w:eastAsia="Calibri" w:cs=""/>
-                <w:kern w:val="0"/>
-                <w:sz w:val="22"/>
-                <w:szCs w:val="22"/>
-                <w:lang w:val="en-US" w:eastAsia="en-US" w:bidi="ar-SA"/>
-              </w:rPr>
-              <w:t>6</w:t>
-            </w:r>
-          </w:p>
-          <w:p>
-            <w:pPr>
-              <w:pStyle w:val="Normal"/>
-              <w:widowControl/>
+              <w:t>4/15/2026</w:t>
+            </w:r>
+          </w:p>
+          <w:p>
+            <w:pPr>
+              <w:pStyle w:val="Normal"/>
+              <w:widowControl/>
+              <w:suppressAutoHyphens w:val="true"/>
               <w:spacing w:lineRule="auto" w:line="240" w:before="0" w:after="0"/>
               <w:jc w:val="center"/>
               <w:rPr>
@@ -2445,6 +2190,7 @@
               <w:pStyle w:val="Normal"/>
               <w:widowControl/>
               <w:suppressLineNumbers w:val="0"/>
+              <w:suppressAutoHyphens w:val="true"/>
               <w:bidi w:val="0"/>
               <w:spacing w:lineRule="auto" w:line="240" w:beforeAutospacing="0" w:before="0" w:afterAutospacing="0" w:after="0"/>
               <w:ind w:left="0" w:right="0"/>
@@ -2479,6 +2225,7 @@
                 <w:numId w:val="2"/>
               </w:numPr>
               <w:suppressLineNumbers w:val="0"/>
+              <w:suppressAutoHyphens w:val="true"/>
               <w:bidi w:val="0"/>
               <w:spacing w:lineRule="auto" w:line="240" w:beforeAutospacing="0" w:before="0" w:afterAutospacing="0" w:after="0"/>
               <w:ind w:hanging="360" w:left="1080" w:right="0"/>
@@ -2512,6 +2259,7 @@
                 <w:numId w:val="2"/>
               </w:numPr>
               <w:suppressLineNumbers w:val="0"/>
+              <w:suppressAutoHyphens w:val="true"/>
               <w:bidi w:val="0"/>
               <w:spacing w:lineRule="auto" w:line="240" w:beforeAutospacing="0" w:before="0" w:afterAutospacing="0" w:after="0"/>
               <w:ind w:hanging="360" w:left="1080" w:right="0"/>
@@ -2546,6 +2294,7 @@
             <w:pPr>
               <w:pStyle w:val="Normal"/>
               <w:widowControl/>
+              <w:suppressAutoHyphens w:val="true"/>
               <w:spacing w:lineRule="auto" w:line="240" w:before="0" w:after="0"/>
               <w:jc w:val="left"/>
               <w:rPr>
@@ -2583,6 +2332,7 @@
             <w:pPr>
               <w:pStyle w:val="Normal"/>
               <w:widowControl/>
+              <w:suppressAutoHyphens w:val="true"/>
               <w:spacing w:lineRule="auto" w:line="240" w:before="0" w:after="0"/>
               <w:jc w:val="center"/>
               <w:rPr>
@@ -2601,43 +2351,14 @@
                 <w:szCs w:val="22"/>
                 <w:lang w:val="en-US" w:eastAsia="en-US" w:bidi="ar-SA"/>
               </w:rPr>
-              <w:t>4/2</w:t>
-            </w:r>
-            <w:r>
-              <w:rPr>
-                <w:rFonts w:eastAsia="Calibri" w:cs=""/>
-                <w:kern w:val="0"/>
-                <w:sz w:val="22"/>
-                <w:szCs w:val="22"/>
-                <w:lang w:val="en-US" w:eastAsia="en-US" w:bidi="ar-SA"/>
-              </w:rPr>
-              <w:t>0</w:t>
-            </w:r>
-            <w:r>
-              <w:rPr>
-                <w:rFonts w:eastAsia="Calibri" w:cs=""/>
-                <w:kern w:val="0"/>
-                <w:sz w:val="22"/>
-                <w:szCs w:val="22"/>
-                <w:lang w:val="en-US" w:eastAsia="en-US" w:bidi="ar-SA"/>
-              </w:rPr>
-              <w:t>/202</w:t>
-            </w:r>
-            <w:r>
-              <w:rPr>
-                <w:rFonts w:eastAsia="Calibri" w:cs=""/>
-                <w:kern w:val="0"/>
-                <w:sz w:val="22"/>
-                <w:szCs w:val="22"/>
-                <w:lang w:val="en-US" w:eastAsia="en-US" w:bidi="ar-SA"/>
-              </w:rPr>
-              <w:t>6</w:t>
-            </w:r>
-          </w:p>
-          <w:p>
-            <w:pPr>
-              <w:pStyle w:val="Normal"/>
-              <w:widowControl/>
+              <w:t>4/20/2026</w:t>
+            </w:r>
+          </w:p>
+          <w:p>
+            <w:pPr>
+              <w:pStyle w:val="Normal"/>
+              <w:widowControl/>
+              <w:suppressAutoHyphens w:val="true"/>
               <w:spacing w:lineRule="auto" w:line="240" w:before="0" w:after="0"/>
               <w:jc w:val="center"/>
               <w:rPr>
@@ -2669,6 +2390,7 @@
             <w:pPr>
               <w:pStyle w:val="Normal"/>
               <w:widowControl/>
+              <w:suppressAutoHyphens w:val="true"/>
               <w:spacing w:lineRule="auto" w:line="240" w:before="0" w:after="0"/>
               <w:jc w:val="left"/>
               <w:rPr>
@@ -2696,6 +2418,7 @@
             <w:pPr>
               <w:pStyle w:val="Normal"/>
               <w:widowControl/>
+              <w:suppressAutoHyphens w:val="true"/>
               <w:spacing w:lineRule="auto" w:line="240" w:before="0" w:after="0"/>
               <w:jc w:val="left"/>
               <w:rPr>
@@ -2728,6 +2451,7 @@
                 <w:numId w:val="2"/>
               </w:numPr>
               <w:suppressLineNumbers w:val="0"/>
+              <w:suppressAutoHyphens w:val="true"/>
               <w:bidi w:val="0"/>
               <w:spacing w:lineRule="auto" w:line="240" w:beforeAutospacing="0" w:before="0" w:afterAutospacing="0" w:after="0"/>
               <w:ind w:hanging="360" w:left="1080" w:right="0"/>
@@ -2761,6 +2485,7 @@
                 <w:numId w:val="2"/>
               </w:numPr>
               <w:suppressLineNumbers w:val="0"/>
+              <w:suppressAutoHyphens w:val="true"/>
               <w:bidi w:val="0"/>
               <w:spacing w:lineRule="auto" w:line="240" w:beforeAutospacing="0" w:before="0" w:afterAutospacing="0" w:after="0"/>
               <w:ind w:hanging="360" w:left="1080" w:right="0"/>
@@ -2794,6 +2519,7 @@
                 <w:numId w:val="2"/>
               </w:numPr>
               <w:suppressLineNumbers w:val="0"/>
+              <w:suppressAutoHyphens w:val="true"/>
               <w:bidi w:val="0"/>
               <w:spacing w:lineRule="auto" w:line="240" w:beforeAutospacing="0" w:before="0" w:afterAutospacing="0" w:after="0"/>
               <w:ind w:hanging="360" w:left="1080" w:right="0"/>
@@ -2828,6 +2554,7 @@
             <w:pPr>
               <w:pStyle w:val="Normal"/>
               <w:widowControl/>
+              <w:suppressAutoHyphens w:val="true"/>
               <w:spacing w:lineRule="auto" w:line="240" w:before="0" w:after="0"/>
               <w:jc w:val="left"/>
               <w:rPr>
@@ -2864,6 +2591,7 @@
             <w:pPr>
               <w:pStyle w:val="Normal"/>
               <w:widowControl/>
+              <w:suppressAutoHyphens w:val="true"/>
               <w:spacing w:lineRule="auto" w:line="240" w:before="0" w:after="0"/>
               <w:jc w:val="center"/>
               <w:rPr>
@@ -2882,23 +2610,14 @@
                 <w:szCs w:val="22"/>
                 <w:lang w:val="en-US" w:eastAsia="en-US" w:bidi="ar-SA"/>
               </w:rPr>
-              <w:t>4/22/202</w:t>
-            </w:r>
-            <w:r>
-              <w:rPr>
-                <w:rFonts w:eastAsia="Calibri" w:cs=""/>
-                <w:kern w:val="0"/>
-                <w:sz w:val="22"/>
-                <w:szCs w:val="22"/>
-                <w:lang w:val="en-US" w:eastAsia="en-US" w:bidi="ar-SA"/>
-              </w:rPr>
-              <w:t>6</w:t>
-            </w:r>
-          </w:p>
-          <w:p>
-            <w:pPr>
-              <w:pStyle w:val="Normal"/>
-              <w:widowControl/>
+              <w:t>4/22/2026</w:t>
+            </w:r>
+          </w:p>
+          <w:p>
+            <w:pPr>
+              <w:pStyle w:val="Normal"/>
+              <w:widowControl/>
+              <w:suppressAutoHyphens w:val="true"/>
               <w:spacing w:lineRule="auto" w:line="240" w:before="0" w:after="0"/>
               <w:jc w:val="center"/>
               <w:rPr>
@@ -2930,6 +2649,7 @@
             <w:pPr>
               <w:pStyle w:val="Normal"/>
               <w:widowControl/>
+              <w:suppressAutoHyphens w:val="true"/>
               <w:spacing w:lineRule="auto" w:line="259" w:before="0" w:after="0"/>
               <w:jc w:val="left"/>
               <w:rPr>
@@ -2962,6 +2682,7 @@
                 <w:numId w:val="2"/>
               </w:numPr>
               <w:suppressLineNumbers w:val="0"/>
+              <w:suppressAutoHyphens w:val="true"/>
               <w:bidi w:val="0"/>
               <w:spacing w:lineRule="auto" w:line="240" w:beforeAutospacing="0" w:before="0" w:afterAutospacing="0" w:after="0"/>
               <w:ind w:hanging="360" w:left="1080" w:right="0"/>
@@ -2995,6 +2716,7 @@
                 <w:numId w:val="2"/>
               </w:numPr>
               <w:suppressLineNumbers w:val="0"/>
+              <w:suppressAutoHyphens w:val="true"/>
               <w:bidi w:val="0"/>
               <w:spacing w:lineRule="auto" w:line="240" w:beforeAutospacing="0" w:before="0" w:afterAutospacing="0" w:after="0"/>
               <w:ind w:hanging="360" w:left="1080" w:right="0"/>
@@ -3029,6 +2751,7 @@
             <w:pPr>
               <w:pStyle w:val="Normal"/>
               <w:widowControl/>
+              <w:suppressAutoHyphens w:val="true"/>
               <w:spacing w:lineRule="auto" w:line="240" w:before="0" w:after="0"/>
               <w:jc w:val="left"/>
               <w:rPr>
@@ -3054,6 +2777,7 @@
             <w:pPr>
               <w:pStyle w:val="Normal"/>
               <w:widowControl/>
+              <w:suppressAutoHyphens w:val="true"/>
               <w:spacing w:lineRule="auto" w:line="240" w:before="0" w:after="0"/>
               <w:jc w:val="left"/>
               <w:rPr>
@@ -3090,6 +2814,7 @@
             <w:pPr>
               <w:pStyle w:val="Normal"/>
               <w:widowControl/>
+              <w:suppressAutoHyphens w:val="true"/>
               <w:spacing w:lineRule="auto" w:line="240" w:before="0" w:after="0"/>
               <w:jc w:val="center"/>
               <w:rPr>
@@ -3108,43 +2833,14 @@
                 <w:szCs w:val="22"/>
                 <w:lang w:val="en-US" w:eastAsia="en-US" w:bidi="ar-SA"/>
               </w:rPr>
-              <w:t>4/2</w:t>
-            </w:r>
-            <w:r>
-              <w:rPr>
-                <w:rFonts w:eastAsia="Calibri" w:cs=""/>
-                <w:kern w:val="0"/>
-                <w:sz w:val="22"/>
-                <w:szCs w:val="22"/>
-                <w:lang w:val="en-US" w:eastAsia="en-US" w:bidi="ar-SA"/>
-              </w:rPr>
-              <w:t>7</w:t>
-            </w:r>
-            <w:r>
-              <w:rPr>
-                <w:rFonts w:eastAsia="Calibri" w:cs=""/>
-                <w:kern w:val="0"/>
-                <w:sz w:val="22"/>
-                <w:szCs w:val="22"/>
-                <w:lang w:val="en-US" w:eastAsia="en-US" w:bidi="ar-SA"/>
-              </w:rPr>
-              <w:t>/202</w:t>
-            </w:r>
-            <w:r>
-              <w:rPr>
-                <w:rFonts w:eastAsia="Calibri" w:cs=""/>
-                <w:kern w:val="0"/>
-                <w:sz w:val="22"/>
-                <w:szCs w:val="22"/>
-                <w:lang w:val="en-US" w:eastAsia="en-US" w:bidi="ar-SA"/>
-              </w:rPr>
-              <w:t>6</w:t>
-            </w:r>
-          </w:p>
-          <w:p>
-            <w:pPr>
-              <w:pStyle w:val="Normal"/>
-              <w:widowControl/>
+              <w:t>4/27/2026</w:t>
+            </w:r>
+          </w:p>
+          <w:p>
+            <w:pPr>
+              <w:pStyle w:val="Normal"/>
+              <w:widowControl/>
+              <w:suppressAutoHyphens w:val="true"/>
               <w:spacing w:lineRule="auto" w:line="240" w:before="0" w:after="0"/>
               <w:jc w:val="center"/>
               <w:rPr>
@@ -3176,6 +2872,7 @@
             <w:pPr>
               <w:pStyle w:val="Normal"/>
               <w:widowControl/>
+              <w:suppressAutoHyphens w:val="true"/>
               <w:spacing w:lineRule="auto" w:line="240" w:before="0" w:after="0"/>
               <w:jc w:val="left"/>
               <w:rPr>
@@ -3203,6 +2900,7 @@
             <w:pPr>
               <w:pStyle w:val="Normal"/>
               <w:widowControl/>
+              <w:suppressAutoHyphens w:val="true"/>
               <w:spacing w:lineRule="auto" w:line="240" w:before="0" w:after="0"/>
               <w:jc w:val="left"/>
               <w:rPr>
@@ -3235,6 +2933,7 @@
                 <w:numId w:val="2"/>
               </w:numPr>
               <w:suppressLineNumbers w:val="0"/>
+              <w:suppressAutoHyphens w:val="true"/>
               <w:bidi w:val="0"/>
               <w:spacing w:lineRule="auto" w:line="240" w:beforeAutospacing="0" w:before="0" w:afterAutospacing="0" w:after="0"/>
               <w:ind w:hanging="360" w:left="1080" w:right="0"/>
@@ -3268,6 +2967,7 @@
                 <w:numId w:val="2"/>
               </w:numPr>
               <w:suppressLineNumbers w:val="0"/>
+              <w:suppressAutoHyphens w:val="true"/>
               <w:bidi w:val="0"/>
               <w:spacing w:lineRule="auto" w:line="240" w:beforeAutospacing="0" w:before="0" w:afterAutospacing="0" w:after="0"/>
               <w:ind w:hanging="360" w:left="1080" w:right="0"/>
@@ -3301,6 +3001,7 @@
                 <w:numId w:val="2"/>
               </w:numPr>
               <w:suppressLineNumbers w:val="0"/>
+              <w:suppressAutoHyphens w:val="true"/>
               <w:bidi w:val="0"/>
               <w:spacing w:lineRule="auto" w:line="240" w:beforeAutospacing="0" w:before="0" w:afterAutospacing="0" w:after="0"/>
               <w:ind w:hanging="360" w:left="1080" w:right="0"/>
@@ -3335,6 +3036,7 @@
             <w:pPr>
               <w:pStyle w:val="Normal"/>
               <w:widowControl/>
+              <w:suppressAutoHyphens w:val="true"/>
               <w:spacing w:lineRule="auto" w:line="259" w:before="0" w:after="0"/>
               <w:jc w:val="left"/>
               <w:rPr>
@@ -3371,6 +3073,7 @@
             <w:pPr>
               <w:pStyle w:val="Normal"/>
               <w:widowControl/>
+              <w:suppressAutoHyphens w:val="true"/>
               <w:spacing w:lineRule="auto" w:line="240" w:before="0" w:after="0"/>
               <w:jc w:val="center"/>
               <w:rPr>
@@ -3389,23 +3092,14 @@
                 <w:szCs w:val="22"/>
                 <w:lang w:val="en-US" w:eastAsia="en-US" w:bidi="ar-SA"/>
               </w:rPr>
-              <w:t>4/29/202</w:t>
-            </w:r>
-            <w:r>
-              <w:rPr>
-                <w:rFonts w:eastAsia="Calibri" w:cs=""/>
-                <w:kern w:val="0"/>
-                <w:sz w:val="22"/>
-                <w:szCs w:val="22"/>
-                <w:lang w:val="en-US" w:eastAsia="en-US" w:bidi="ar-SA"/>
-              </w:rPr>
-              <w:t>6</w:t>
-            </w:r>
-          </w:p>
-          <w:p>
-            <w:pPr>
-              <w:pStyle w:val="Normal"/>
-              <w:widowControl/>
+              <w:t>4/29/2026</w:t>
+            </w:r>
+          </w:p>
+          <w:p>
+            <w:pPr>
+              <w:pStyle w:val="Normal"/>
+              <w:widowControl/>
+              <w:suppressAutoHyphens w:val="true"/>
               <w:spacing w:lineRule="auto" w:line="240" w:before="0" w:after="0"/>
               <w:jc w:val="center"/>
               <w:rPr>
@@ -3437,6 +3131,7 @@
             <w:pPr>
               <w:pStyle w:val="Normal"/>
               <w:widowControl/>
+              <w:suppressAutoHyphens w:val="true"/>
               <w:spacing w:lineRule="auto" w:line="259" w:before="0" w:after="0"/>
               <w:jc w:val="left"/>
               <w:rPr>
@@ -3469,6 +3164,7 @@
                 <w:numId w:val="2"/>
               </w:numPr>
               <w:suppressLineNumbers w:val="0"/>
+              <w:suppressAutoHyphens w:val="true"/>
               <w:bidi w:val="0"/>
               <w:spacing w:lineRule="auto" w:line="240" w:beforeAutospacing="0" w:before="0" w:afterAutospacing="0" w:after="0"/>
               <w:ind w:hanging="360" w:left="1080" w:right="0"/>
@@ -3502,6 +3198,7 @@
                 <w:numId w:val="2"/>
               </w:numPr>
               <w:suppressLineNumbers w:val="0"/>
+              <w:suppressAutoHyphens w:val="true"/>
               <w:bidi w:val="0"/>
               <w:spacing w:lineRule="auto" w:line="240" w:beforeAutospacing="0" w:before="0" w:afterAutospacing="0" w:after="0"/>
               <w:ind w:hanging="360" w:left="1080" w:right="0"/>
@@ -3536,6 +3233,7 @@
             <w:pPr>
               <w:pStyle w:val="Normal"/>
               <w:widowControl/>
+              <w:suppressAutoHyphens w:val="true"/>
               <w:spacing w:lineRule="auto" w:line="259" w:before="0" w:after="0"/>
               <w:jc w:val="left"/>
               <w:rPr>
@@ -3573,6 +3271,7 @@
             <w:pPr>
               <w:pStyle w:val="Normal"/>
               <w:widowControl/>
+              <w:suppressAutoHyphens w:val="true"/>
               <w:spacing w:lineRule="auto" w:line="240" w:before="0" w:after="0"/>
               <w:jc w:val="center"/>
               <w:rPr>
@@ -3591,43 +3290,14 @@
                 <w:szCs w:val="22"/>
                 <w:lang w:val="en-US" w:eastAsia="en-US" w:bidi="ar-SA"/>
               </w:rPr>
-              <w:t>5/</w:t>
-            </w:r>
-            <w:r>
-              <w:rPr>
-                <w:rFonts w:eastAsia="Calibri" w:cs=""/>
-                <w:kern w:val="0"/>
-                <w:sz w:val="22"/>
-                <w:szCs w:val="22"/>
-                <w:lang w:val="en-US" w:eastAsia="en-US" w:bidi="ar-SA"/>
-              </w:rPr>
-              <w:t>4</w:t>
-            </w:r>
-            <w:r>
-              <w:rPr>
-                <w:rFonts w:eastAsia="Calibri" w:cs=""/>
-                <w:kern w:val="0"/>
-                <w:sz w:val="22"/>
-                <w:szCs w:val="22"/>
-                <w:lang w:val="en-US" w:eastAsia="en-US" w:bidi="ar-SA"/>
-              </w:rPr>
-              <w:t>/202</w:t>
-            </w:r>
-            <w:r>
-              <w:rPr>
-                <w:rFonts w:eastAsia="Calibri" w:cs=""/>
-                <w:kern w:val="0"/>
-                <w:sz w:val="22"/>
-                <w:szCs w:val="22"/>
-                <w:lang w:val="en-US" w:eastAsia="en-US" w:bidi="ar-SA"/>
-              </w:rPr>
-              <w:t>6</w:t>
-            </w:r>
-          </w:p>
-          <w:p>
-            <w:pPr>
-              <w:pStyle w:val="Normal"/>
-              <w:widowControl/>
+              <w:t>5/4/2026</w:t>
+            </w:r>
+          </w:p>
+          <w:p>
+            <w:pPr>
+              <w:pStyle w:val="Normal"/>
+              <w:widowControl/>
+              <w:suppressAutoHyphens w:val="true"/>
               <w:spacing w:lineRule="auto" w:line="240" w:before="0" w:after="0"/>
               <w:jc w:val="center"/>
               <w:rPr>
@@ -3659,6 +3329,7 @@
             <w:pPr>
               <w:pStyle w:val="Normal"/>
               <w:widowControl/>
+              <w:suppressAutoHyphens w:val="true"/>
               <w:spacing w:lineRule="auto" w:line="240" w:before="0" w:after="0"/>
               <w:jc w:val="left"/>
               <w:rPr>
@@ -3687,6 +3358,7 @@
               <w:pStyle w:val="Normal"/>
               <w:widowControl/>
               <w:suppressLineNumbers w:val="0"/>
+              <w:suppressAutoHyphens w:val="true"/>
               <w:spacing w:lineRule="auto" w:line="240" w:beforeAutospacing="0" w:before="0" w:afterAutospacing="0" w:after="0"/>
               <w:ind w:left="0" w:right="0"/>
               <w:jc w:val="left"/>
@@ -3720,6 +3392,7 @@
                 <w:numId w:val="2"/>
               </w:numPr>
               <w:suppressLineNumbers w:val="0"/>
+              <w:suppressAutoHyphens w:val="true"/>
               <w:bidi w:val="0"/>
               <w:spacing w:lineRule="auto" w:line="240" w:beforeAutospacing="0" w:before="0" w:afterAutospacing="0" w:after="0"/>
               <w:ind w:hanging="360" w:left="1080" w:right="0"/>
@@ -3753,6 +3426,7 @@
                 <w:numId w:val="2"/>
               </w:numPr>
               <w:suppressLineNumbers w:val="0"/>
+              <w:suppressAutoHyphens w:val="true"/>
               <w:bidi w:val="0"/>
               <w:spacing w:lineRule="auto" w:line="240" w:beforeAutospacing="0" w:before="0" w:afterAutospacing="0" w:after="0"/>
               <w:ind w:hanging="360" w:left="1080" w:right="0"/>
@@ -3782,6 +3456,7 @@
               <w:pStyle w:val="Normal"/>
               <w:widowControl/>
               <w:suppressLineNumbers w:val="0"/>
+              <w:suppressAutoHyphens w:val="true"/>
               <w:bidi w:val="0"/>
               <w:spacing w:lineRule="auto" w:line="240" w:beforeAutospacing="0" w:before="0" w:afterAutospacing="0" w:after="0"/>
               <w:ind w:left="0" w:right="0"/>
@@ -3814,6 +3489,7 @@
             <w:pPr>
               <w:pStyle w:val="Normal"/>
               <w:widowControl/>
+              <w:suppressAutoHyphens w:val="true"/>
               <w:spacing w:lineRule="auto" w:line="259" w:before="0" w:after="0"/>
               <w:jc w:val="left"/>
               <w:rPr>
@@ -3850,6 +3526,7 @@
             <w:pPr>
               <w:pStyle w:val="Normal"/>
               <w:widowControl/>
+              <w:suppressAutoHyphens w:val="true"/>
               <w:spacing w:lineRule="auto" w:line="240" w:before="0" w:after="0"/>
               <w:jc w:val="center"/>
               <w:rPr>
@@ -3868,23 +3545,14 @@
                 <w:szCs w:val="22"/>
                 <w:lang w:val="en-US" w:eastAsia="en-US" w:bidi="ar-SA"/>
               </w:rPr>
-              <w:t>5/6/202</w:t>
-            </w:r>
-            <w:r>
-              <w:rPr>
-                <w:rFonts w:eastAsia="Calibri" w:cs=""/>
-                <w:kern w:val="0"/>
-                <w:sz w:val="22"/>
-                <w:szCs w:val="22"/>
-                <w:lang w:val="en-US" w:eastAsia="en-US" w:bidi="ar-SA"/>
-              </w:rPr>
-              <w:t>6</w:t>
-            </w:r>
-          </w:p>
-          <w:p>
-            <w:pPr>
-              <w:pStyle w:val="Normal"/>
-              <w:widowControl/>
+              <w:t>5/6/2026</w:t>
+            </w:r>
+          </w:p>
+          <w:p>
+            <w:pPr>
+              <w:pStyle w:val="Normal"/>
+              <w:widowControl/>
+              <w:suppressAutoHyphens w:val="true"/>
               <w:spacing w:lineRule="auto" w:line="240" w:before="0" w:after="0"/>
               <w:jc w:val="center"/>
               <w:rPr>
@@ -3916,6 +3584,7 @@
             <w:pPr>
               <w:pStyle w:val="Normal"/>
               <w:widowControl/>
+              <w:suppressAutoHyphens w:val="true"/>
               <w:spacing w:lineRule="auto" w:line="240" w:before="0" w:after="0"/>
               <w:jc w:val="left"/>
               <w:rPr>
@@ -3948,6 +3617,7 @@
                 <w:numId w:val="2"/>
               </w:numPr>
               <w:suppressLineNumbers w:val="0"/>
+              <w:suppressAutoHyphens w:val="true"/>
               <w:bidi w:val="0"/>
               <w:spacing w:lineRule="auto" w:line="240" w:beforeAutospacing="0" w:before="0" w:afterAutospacing="0" w:after="0"/>
               <w:ind w:hanging="360" w:left="1080" w:right="0"/>
@@ -3981,6 +3651,7 @@
                 <w:numId w:val="2"/>
               </w:numPr>
               <w:suppressLineNumbers w:val="0"/>
+              <w:suppressAutoHyphens w:val="true"/>
               <w:bidi w:val="0"/>
               <w:spacing w:lineRule="auto" w:line="240" w:beforeAutospacing="0" w:before="0" w:afterAutospacing="0" w:after="0"/>
               <w:ind w:hanging="360" w:left="1800" w:right="0"/>
@@ -4014,6 +3685,7 @@
                 <w:numId w:val="2"/>
               </w:numPr>
               <w:suppressLineNumbers w:val="0"/>
+              <w:suppressAutoHyphens w:val="true"/>
               <w:bidi w:val="0"/>
               <w:spacing w:lineRule="auto" w:line="240" w:beforeAutospacing="0" w:before="0" w:afterAutospacing="0" w:after="0"/>
               <w:ind w:hanging="360" w:left="1800" w:right="0"/>
@@ -4042,6 +3714,7 @@
             <w:pPr>
               <w:pStyle w:val="Normal"/>
               <w:widowControl/>
+              <w:suppressAutoHyphens w:val="true"/>
               <w:spacing w:lineRule="auto" w:line="240" w:before="0" w:after="0"/>
               <w:jc w:val="left"/>
               <w:rPr>
@@ -4072,6 +3745,7 @@
             <w:pPr>
               <w:pStyle w:val="Normal"/>
               <w:widowControl/>
+              <w:suppressAutoHyphens w:val="true"/>
               <w:spacing w:lineRule="auto" w:line="259" w:before="0" w:after="0"/>
               <w:jc w:val="left"/>
               <w:rPr>
@@ -4109,6 +3783,7 @@
             <w:pPr>
               <w:pStyle w:val="Normal"/>
               <w:widowControl/>
+              <w:suppressAutoHyphens w:val="true"/>
               <w:spacing w:lineRule="auto" w:line="240" w:before="0" w:after="0"/>
               <w:jc w:val="center"/>
               <w:rPr>
@@ -4127,33 +3802,14 @@
                 <w:szCs w:val="22"/>
                 <w:lang w:val="en-US" w:eastAsia="en-US" w:bidi="ar-SA"/>
               </w:rPr>
-              <w:t>5/1</w:t>
-            </w:r>
-            <w:r>
-              <w:rPr>
-                <w:rFonts w:eastAsia="Calibri" w:cs=""/>
-                <w:kern w:val="0"/>
-                <w:sz w:val="22"/>
-                <w:szCs w:val="22"/>
-                <w:lang w:val="en-US" w:eastAsia="en-US" w:bidi="ar-SA"/>
-              </w:rPr>
-              <w:t>1</w:t>
-            </w:r>
-            <w:r>
-              <w:rPr>
-                <w:rFonts w:eastAsia="Calibri" w:cs=""/>
-                <w:kern w:val="0"/>
-                <w:sz w:val="22"/>
-                <w:szCs w:val="22"/>
-                <w:lang w:val="en-US" w:eastAsia="en-US" w:bidi="ar-SA"/>
-              </w:rPr>
-              <w:t>/2025</w:t>
-            </w:r>
-          </w:p>
-          <w:p>
-            <w:pPr>
-              <w:pStyle w:val="Normal"/>
-              <w:widowControl/>
+              <w:t>5/11/2025</w:t>
+            </w:r>
+          </w:p>
+          <w:p>
+            <w:pPr>
+              <w:pStyle w:val="Normal"/>
+              <w:widowControl/>
+              <w:suppressAutoHyphens w:val="true"/>
               <w:spacing w:lineRule="auto" w:line="240" w:before="0" w:after="0"/>
               <w:jc w:val="center"/>
               <w:rPr>
@@ -4185,6 +3841,7 @@
             <w:pPr>
               <w:pStyle w:val="Normal"/>
               <w:widowControl/>
+              <w:suppressAutoHyphens w:val="true"/>
               <w:spacing w:lineRule="auto" w:line="240" w:before="0" w:after="0"/>
               <w:jc w:val="left"/>
               <w:rPr>
@@ -4212,6 +3869,7 @@
             <w:pPr>
               <w:pStyle w:val="Normal"/>
               <w:widowControl/>
+              <w:suppressAutoHyphens w:val="true"/>
               <w:spacing w:lineRule="auto" w:line="240" w:before="0" w:after="0"/>
               <w:jc w:val="left"/>
               <w:rPr>
@@ -4244,6 +3902,7 @@
                 <w:numId w:val="2"/>
               </w:numPr>
               <w:suppressLineNumbers w:val="0"/>
+              <w:suppressAutoHyphens w:val="true"/>
               <w:bidi w:val="0"/>
               <w:spacing w:lineRule="auto" w:line="240" w:beforeAutospacing="0" w:before="0" w:afterAutospacing="0" w:after="0"/>
               <w:ind w:hanging="360" w:left="1080" w:right="0"/>
@@ -4277,6 +3936,7 @@
                 <w:numId w:val="2"/>
               </w:numPr>
               <w:suppressLineNumbers w:val="0"/>
+              <w:suppressAutoHyphens w:val="true"/>
               <w:bidi w:val="0"/>
               <w:spacing w:lineRule="auto" w:line="240" w:beforeAutospacing="0" w:before="0" w:afterAutospacing="0" w:after="0"/>
               <w:ind w:hanging="360" w:left="1080" w:right="0"/>
@@ -4311,6 +3971,7 @@
             <w:pPr>
               <w:pStyle w:val="Normal"/>
               <w:widowControl/>
+              <w:suppressAutoHyphens w:val="true"/>
               <w:spacing w:lineRule="auto" w:line="259" w:before="0" w:after="0"/>
               <w:jc w:val="left"/>
               <w:rPr>
@@ -4336,6 +3997,7 @@
             <w:pPr>
               <w:pStyle w:val="Normal"/>
               <w:widowControl/>
+              <w:suppressAutoHyphens w:val="true"/>
               <w:spacing w:lineRule="auto" w:line="259" w:before="0" w:after="0"/>
               <w:jc w:val="left"/>
               <w:rPr>
@@ -4372,6 +4034,7 @@
             <w:pPr>
               <w:pStyle w:val="Normal"/>
               <w:widowControl/>
+              <w:suppressAutoHyphens w:val="true"/>
               <w:spacing w:lineRule="auto" w:line="240" w:before="0" w:after="0"/>
               <w:jc w:val="center"/>
               <w:rPr>
@@ -4397,6 +4060,7 @@
             <w:pPr>
               <w:pStyle w:val="Normal"/>
               <w:widowControl/>
+              <w:suppressAutoHyphens w:val="true"/>
               <w:spacing w:lineRule="auto" w:line="240" w:before="0" w:after="0"/>
               <w:jc w:val="center"/>
               <w:rPr>
@@ -4428,6 +4092,7 @@
             <w:pPr>
               <w:pStyle w:val="Normal"/>
               <w:widowControl/>
+              <w:suppressAutoHyphens w:val="true"/>
               <w:spacing w:lineRule="auto" w:line="240" w:before="0" w:after="0"/>
               <w:jc w:val="left"/>
               <w:rPr>
@@ -4460,6 +4125,7 @@
                 <w:numId w:val="2"/>
               </w:numPr>
               <w:suppressLineNumbers w:val="0"/>
+              <w:suppressAutoHyphens w:val="true"/>
               <w:bidi w:val="0"/>
               <w:spacing w:lineRule="auto" w:line="240" w:beforeAutospacing="0" w:before="0" w:afterAutospacing="0" w:after="0"/>
               <w:ind w:hanging="360" w:left="1080" w:right="0"/>
@@ -4493,6 +4159,7 @@
                 <w:numId w:val="2"/>
               </w:numPr>
               <w:suppressLineNumbers w:val="0"/>
+              <w:suppressAutoHyphens w:val="true"/>
               <w:bidi w:val="0"/>
               <w:spacing w:lineRule="auto" w:line="240" w:beforeAutospacing="0" w:before="0" w:afterAutospacing="0" w:after="0"/>
               <w:ind w:hanging="360" w:left="1800" w:right="0"/>
@@ -4526,6 +4193,7 @@
                 <w:numId w:val="2"/>
               </w:numPr>
               <w:suppressLineNumbers w:val="0"/>
+              <w:suppressAutoHyphens w:val="true"/>
               <w:bidi w:val="0"/>
               <w:spacing w:lineRule="auto" w:line="240" w:beforeAutospacing="0" w:before="0" w:afterAutospacing="0" w:after="0"/>
               <w:ind w:hanging="360" w:left="1800" w:right="0"/>
@@ -4559,6 +4227,7 @@
                 <w:numId w:val="2"/>
               </w:numPr>
               <w:suppressLineNumbers w:val="0"/>
+              <w:suppressAutoHyphens w:val="true"/>
               <w:bidi w:val="0"/>
               <w:spacing w:lineRule="auto" w:line="240" w:beforeAutospacing="0" w:before="0" w:afterAutospacing="0" w:after="0"/>
               <w:ind w:hanging="360" w:left="1800" w:right="0"/>
@@ -4592,6 +4261,7 @@
                 <w:numId w:val="2"/>
               </w:numPr>
               <w:suppressLineNumbers w:val="0"/>
+              <w:suppressAutoHyphens w:val="true"/>
               <w:bidi w:val="0"/>
               <w:spacing w:lineRule="auto" w:line="240" w:beforeAutospacing="0" w:before="0" w:afterAutospacing="0" w:after="0"/>
               <w:ind w:hanging="360" w:left="1800" w:right="0"/>
@@ -4626,6 +4296,7 @@
             <w:pPr>
               <w:pStyle w:val="Normal"/>
               <w:widowControl/>
+              <w:suppressAutoHyphens w:val="true"/>
               <w:spacing w:lineRule="auto" w:line="259" w:before="0" w:after="0"/>
               <w:jc w:val="left"/>
               <w:rPr>
@@ -4651,6 +4322,7 @@
             <w:pPr>
               <w:pStyle w:val="Normal"/>
               <w:widowControl/>
+              <w:suppressAutoHyphens w:val="true"/>
               <w:spacing w:lineRule="auto" w:line="259" w:before="0" w:after="0"/>
               <w:jc w:val="left"/>
               <w:rPr>
@@ -4675,6 +4347,7 @@
             <w:pPr>
               <w:pStyle w:val="Normal"/>
               <w:widowControl/>
+              <w:suppressAutoHyphens w:val="true"/>
               <w:spacing w:lineRule="auto" w:line="259" w:before="0" w:after="0"/>
               <w:jc w:val="left"/>
               <w:rPr>
@@ -4712,6 +4385,7 @@
             <w:pPr>
               <w:pStyle w:val="Normal"/>
               <w:widowControl/>
+              <w:suppressAutoHyphens w:val="true"/>
               <w:spacing w:lineRule="auto" w:line="240" w:before="0" w:after="0"/>
               <w:jc w:val="center"/>
               <w:rPr>
@@ -4733,35 +4407,14 @@
                 <w:shd w:fill="auto" w:val="clear"/>
                 <w:lang w:val="en-US" w:eastAsia="en-US" w:bidi="ar-SA"/>
               </w:rPr>
-              <w:t>5/1</w:t>
-            </w:r>
-            <w:r>
-              <w:rPr>
-                <w:rFonts w:eastAsia="Calibri" w:cs=""/>
-                <w:kern w:val="0"/>
-                <w:sz w:val="22"/>
-                <w:szCs w:val="22"/>
-                <w:shd w:fill="auto" w:val="clear"/>
-                <w:lang w:val="en-US" w:eastAsia="en-US" w:bidi="ar-SA"/>
-              </w:rPr>
-              <w:t>8</w:t>
-            </w:r>
-            <w:r>
-              <w:rPr>
-                <w:rFonts w:eastAsia="Calibri" w:cs=""/>
-                <w:kern w:val="0"/>
-                <w:sz w:val="22"/>
-                <w:szCs w:val="22"/>
-                <w:shd w:fill="auto" w:val="clear"/>
-                <w:lang w:val="en-US" w:eastAsia="en-US" w:bidi="ar-SA"/>
-              </w:rPr>
-              <w:t>/2025</w:t>
-            </w:r>
-          </w:p>
-          <w:p>
-            <w:pPr>
-              <w:pStyle w:val="Normal"/>
-              <w:widowControl/>
+              <w:t>5/18/2025</w:t>
+            </w:r>
+          </w:p>
+          <w:p>
+            <w:pPr>
+              <w:pStyle w:val="Normal"/>
+              <w:widowControl/>
+              <w:suppressAutoHyphens w:val="true"/>
               <w:spacing w:lineRule="auto" w:line="240" w:before="0" w:after="0"/>
               <w:jc w:val="center"/>
               <w:rPr>
@@ -4790,6 +4443,7 @@
             <w:pPr>
               <w:pStyle w:val="Normal"/>
               <w:widowControl/>
+              <w:suppressAutoHyphens w:val="true"/>
               <w:spacing w:lineRule="auto" w:line="240" w:before="0" w:after="0"/>
               <w:jc w:val="center"/>
               <w:rPr>
@@ -4822,6 +4476,7 @@
             <w:pPr>
               <w:pStyle w:val="Normal"/>
               <w:widowControl/>
+              <w:suppressAutoHyphens w:val="true"/>
               <w:spacing w:lineRule="auto" w:line="240" w:before="0" w:after="0"/>
               <w:jc w:val="center"/>
               <w:rPr>
@@ -4861,6 +4516,7 @@
             <w:pPr>
               <w:pStyle w:val="Normal"/>
               <w:widowControl/>
+              <w:suppressAutoHyphens w:val="true"/>
               <w:spacing w:lineRule="auto" w:line="240" w:before="0" w:after="0"/>
               <w:jc w:val="left"/>
               <w:rPr>
@@ -4891,6 +4547,7 @@
             <w:pPr>
               <w:pStyle w:val="Normal"/>
               <w:widowControl/>
+              <w:suppressAutoHyphens w:val="true"/>
               <w:spacing w:lineRule="auto" w:line="240" w:before="0" w:after="0"/>
               <w:jc w:val="left"/>
               <w:rPr>
@@ -4926,6 +4583,7 @@
                 <w:numId w:val="2"/>
               </w:numPr>
               <w:suppressLineNumbers w:val="0"/>
+              <w:suppressAutoHyphens w:val="true"/>
               <w:bidi w:val="0"/>
               <w:spacing w:lineRule="auto" w:line="240" w:beforeAutospacing="0" w:before="0" w:afterAutospacing="0" w:after="0"/>
               <w:ind w:hanging="360" w:left="1080" w:right="0"/>
@@ -4963,6 +4621,7 @@
             <w:pPr>
               <w:pStyle w:val="Normal"/>
               <w:widowControl/>
+              <w:suppressAutoHyphens w:val="true"/>
               <w:spacing w:lineRule="auto" w:line="240" w:before="0" w:after="0"/>
               <w:jc w:val="left"/>
               <w:rPr>
@@ -5004,6 +4663,7 @@
             <w:pPr>
               <w:pStyle w:val="Normal"/>
               <w:widowControl/>
+              <w:suppressAutoHyphens w:val="true"/>
               <w:spacing w:lineRule="auto" w:line="240" w:before="0" w:after="0"/>
               <w:jc w:val="center"/>
               <w:rPr>
@@ -5029,6 +4689,7 @@
             <w:pPr>
               <w:pStyle w:val="Normal"/>
               <w:widowControl/>
+              <w:suppressAutoHyphens w:val="true"/>
               <w:spacing w:lineRule="auto" w:line="240" w:before="0" w:after="0"/>
               <w:jc w:val="center"/>
               <w:rPr>
@@ -5062,6 +4723,7 @@
             <w:pPr>
               <w:pStyle w:val="Normal"/>
               <w:widowControl/>
+              <w:suppressAutoHyphens w:val="true"/>
               <w:spacing w:lineRule="auto" w:line="259" w:before="0" w:after="0"/>
               <w:jc w:val="left"/>
               <w:rPr>
@@ -5094,6 +4756,7 @@
                 <w:numId w:val="2"/>
               </w:numPr>
               <w:suppressLineNumbers w:val="0"/>
+              <w:suppressAutoHyphens w:val="true"/>
               <w:bidi w:val="0"/>
               <w:spacing w:lineRule="auto" w:line="240" w:beforeAutospacing="0" w:before="0" w:afterAutospacing="0" w:after="0"/>
               <w:ind w:hanging="360" w:left="1080" w:right="0"/>
@@ -5122,6 +4785,7 @@
             <w:pPr>
               <w:pStyle w:val="Normal"/>
               <w:widowControl/>
+              <w:suppressAutoHyphens w:val="true"/>
               <w:spacing w:lineRule="auto" w:line="259" w:before="0" w:after="0"/>
               <w:jc w:val="left"/>
               <w:rPr>
@@ -5154,6 +4818,7 @@
             <w:pPr>
               <w:pStyle w:val="Normal"/>
               <w:widowControl/>
+              <w:suppressAutoHyphens w:val="true"/>
               <w:spacing w:lineRule="auto" w:line="240" w:before="0" w:after="0"/>
               <w:jc w:val="left"/>
               <w:rPr>
@@ -5191,6 +4856,7 @@
             <w:pPr>
               <w:pStyle w:val="Normal"/>
               <w:widowControl/>
+              <w:suppressAutoHyphens w:val="true"/>
               <w:spacing w:lineRule="auto" w:line="240" w:before="0" w:after="0"/>
               <w:jc w:val="center"/>
               <w:rPr>
@@ -5209,33 +4875,14 @@
                 <w:szCs w:val="22"/>
                 <w:lang w:val="en-US" w:eastAsia="en-US" w:bidi="ar-SA"/>
               </w:rPr>
-              <w:t>5/2</w:t>
-            </w:r>
-            <w:r>
-              <w:rPr>
-                <w:rFonts w:eastAsia="Calibri" w:cs=""/>
-                <w:kern w:val="0"/>
-                <w:sz w:val="22"/>
-                <w:szCs w:val="22"/>
-                <w:lang w:val="en-US" w:eastAsia="en-US" w:bidi="ar-SA"/>
-              </w:rPr>
-              <w:t>5</w:t>
-            </w:r>
-            <w:r>
-              <w:rPr>
-                <w:rFonts w:eastAsia="Calibri" w:cs=""/>
-                <w:kern w:val="0"/>
-                <w:sz w:val="22"/>
-                <w:szCs w:val="22"/>
-                <w:lang w:val="en-US" w:eastAsia="en-US" w:bidi="ar-SA"/>
-              </w:rPr>
-              <w:t>/2025</w:t>
-            </w:r>
-          </w:p>
-          <w:p>
-            <w:pPr>
-              <w:pStyle w:val="Normal"/>
-              <w:widowControl/>
+              <w:t>5/25/2025</w:t>
+            </w:r>
+          </w:p>
+          <w:p>
+            <w:pPr>
+              <w:pStyle w:val="Normal"/>
+              <w:widowControl/>
+              <w:suppressAutoHyphens w:val="true"/>
               <w:spacing w:lineRule="auto" w:line="240" w:before="0" w:after="0"/>
               <w:jc w:val="center"/>
               <w:rPr>
@@ -5267,6 +4914,7 @@
             <w:pPr>
               <w:pStyle w:val="Normal"/>
               <w:widowControl/>
+              <w:suppressAutoHyphens w:val="true"/>
               <w:spacing w:lineRule="auto" w:line="240" w:before="0" w:after="0"/>
               <w:jc w:val="left"/>
               <w:rPr>
@@ -5294,6 +4942,7 @@
             <w:pPr>
               <w:pStyle w:val="Normal"/>
               <w:widowControl/>
+              <w:suppressAutoHyphens w:val="true"/>
               <w:spacing w:lineRule="auto" w:line="240" w:before="0" w:after="0"/>
               <w:jc w:val="left"/>
               <w:rPr>
@@ -5326,6 +4975,7 @@
                 <w:numId w:val="2"/>
               </w:numPr>
               <w:suppressLineNumbers w:val="0"/>
+              <w:suppressAutoHyphens w:val="true"/>
               <w:bidi w:val="0"/>
               <w:spacing w:lineRule="auto" w:line="240" w:beforeAutospacing="0" w:before="0" w:afterAutospacing="0" w:after="0"/>
               <w:ind w:hanging="360" w:left="1080" w:right="0"/>
@@ -5347,7 +4997,7 @@
                 <w:szCs w:val="22"/>
                 <w:lang w:val="en-US" w:eastAsia="en-US" w:bidi="ar-SA"/>
               </w:rPr>
-              <w:t xml:space="preserve">TidyVerse: </w:t>
+              <w:t>TidyVerse:</w:t>
             </w:r>
           </w:p>
           <w:p>
@@ -5359,6 +5009,7 @@
                 <w:numId w:val="2"/>
               </w:numPr>
               <w:suppressLineNumbers w:val="0"/>
+              <w:suppressAutoHyphens w:val="true"/>
               <w:bidi w:val="0"/>
               <w:spacing w:lineRule="auto" w:line="240" w:beforeAutospacing="0" w:before="0" w:afterAutospacing="0" w:after="0"/>
               <w:ind w:hanging="360" w:left="1800" w:right="0"/>
@@ -5392,6 +5043,7 @@
                 <w:numId w:val="2"/>
               </w:numPr>
               <w:suppressLineNumbers w:val="0"/>
+              <w:suppressAutoHyphens w:val="true"/>
               <w:bidi w:val="0"/>
               <w:spacing w:lineRule="auto" w:line="240" w:beforeAutospacing="0" w:before="0" w:afterAutospacing="0" w:after="0"/>
               <w:ind w:hanging="360" w:left="1800" w:right="0"/>
@@ -5425,6 +5077,7 @@
                 <w:numId w:val="2"/>
               </w:numPr>
               <w:suppressLineNumbers w:val="0"/>
+              <w:suppressAutoHyphens w:val="true"/>
               <w:bidi w:val="0"/>
               <w:spacing w:lineRule="auto" w:line="240" w:beforeAutospacing="0" w:before="0" w:afterAutospacing="0" w:after="0"/>
               <w:ind w:hanging="360" w:left="1800" w:right="0"/>
@@ -5459,6 +5112,7 @@
             <w:pPr>
               <w:pStyle w:val="Normal"/>
               <w:widowControl/>
+              <w:suppressAutoHyphens w:val="true"/>
               <w:spacing w:lineRule="auto" w:line="240" w:before="0" w:after="0"/>
               <w:jc w:val="left"/>
               <w:rPr>
@@ -5495,6 +5149,7 @@
             <w:pPr>
               <w:pStyle w:val="Normal"/>
               <w:widowControl/>
+              <w:suppressAutoHyphens w:val="true"/>
               <w:spacing w:lineRule="auto" w:line="240" w:before="0" w:after="0"/>
               <w:jc w:val="center"/>
               <w:rPr>
@@ -5520,6 +5175,7 @@
             <w:pPr>
               <w:pStyle w:val="Normal"/>
               <w:widowControl/>
+              <w:suppressAutoHyphens w:val="true"/>
               <w:spacing w:lineRule="auto" w:line="240" w:before="0" w:after="0"/>
               <w:jc w:val="center"/>
               <w:rPr>
@@ -5551,6 +5207,7 @@
             <w:pPr>
               <w:pStyle w:val="Normal"/>
               <w:widowControl/>
+              <w:suppressAutoHyphens w:val="true"/>
               <w:spacing w:lineRule="auto" w:line="240" w:before="0" w:after="0"/>
               <w:jc w:val="left"/>
               <w:rPr>
@@ -5583,6 +5240,7 @@
                 <w:numId w:val="2"/>
               </w:numPr>
               <w:suppressLineNumbers w:val="0"/>
+              <w:suppressAutoHyphens w:val="true"/>
               <w:bidi w:val="0"/>
               <w:spacing w:lineRule="auto" w:line="240" w:beforeAutospacing="0" w:before="0" w:afterAutospacing="0" w:after="0"/>
               <w:ind w:hanging="360" w:left="1080" w:right="0"/>
@@ -5604,7 +5262,7 @@
                 <w:szCs w:val="22"/>
                 <w:lang w:val="en-US" w:eastAsia="en-US" w:bidi="ar-SA"/>
               </w:rPr>
-              <w:t xml:space="preserve">TidyVerse: </w:t>
+              <w:t>TidyVerse:</w:t>
             </w:r>
           </w:p>
           <w:p>
@@ -5616,6 +5274,7 @@
                 <w:numId w:val="2"/>
               </w:numPr>
               <w:suppressLineNumbers w:val="0"/>
+              <w:suppressAutoHyphens w:val="true"/>
               <w:bidi w:val="0"/>
               <w:spacing w:lineRule="auto" w:line="240" w:beforeAutospacing="0" w:before="0" w:afterAutospacing="0" w:after="0"/>
               <w:ind w:hanging="360" w:left="1800" w:right="0"/>
@@ -5649,6 +5308,7 @@
                 <w:numId w:val="2"/>
               </w:numPr>
               <w:suppressLineNumbers w:val="0"/>
+              <w:suppressAutoHyphens w:val="true"/>
               <w:bidi w:val="0"/>
               <w:spacing w:lineRule="auto" w:line="240" w:beforeAutospacing="0" w:before="0" w:afterAutospacing="0" w:after="0"/>
               <w:ind w:hanging="360" w:left="1800" w:right="0"/>
@@ -5682,6 +5342,7 @@
                 <w:numId w:val="2"/>
               </w:numPr>
               <w:suppressLineNumbers w:val="0"/>
+              <w:suppressAutoHyphens w:val="true"/>
               <w:bidi w:val="0"/>
               <w:spacing w:lineRule="auto" w:line="240" w:beforeAutospacing="0" w:before="0" w:afterAutospacing="0" w:after="0"/>
               <w:ind w:hanging="360" w:left="1800" w:right="0"/>
@@ -5717,6 +5378,7 @@
               <w:pStyle w:val="Normal"/>
               <w:widowControl/>
               <w:suppressLineNumbers w:val="0"/>
+              <w:suppressAutoHyphens w:val="true"/>
               <w:bidi w:val="0"/>
               <w:spacing w:lineRule="auto" w:line="240" w:beforeAutospacing="0" w:before="0" w:afterAutospacing="0" w:after="0"/>
               <w:ind w:left="0" w:right="0"/>
@@ -5756,6 +5418,7 @@
             <w:pPr>
               <w:pStyle w:val="Normal"/>
               <w:widowControl/>
+              <w:suppressAutoHyphens w:val="true"/>
               <w:spacing w:lineRule="auto" w:line="240" w:before="0" w:after="0"/>
               <w:jc w:val="center"/>
               <w:rPr>
@@ -5774,33 +5437,14 @@
                 <w:szCs w:val="22"/>
                 <w:lang w:val="en-US" w:eastAsia="en-US" w:bidi="ar-SA"/>
               </w:rPr>
-              <w:t>6/</w:t>
-            </w:r>
-            <w:r>
-              <w:rPr>
-                <w:rFonts w:eastAsia="Calibri" w:cs=""/>
-                <w:kern w:val="0"/>
-                <w:sz w:val="22"/>
-                <w:szCs w:val="22"/>
-                <w:lang w:val="en-US" w:eastAsia="en-US" w:bidi="ar-SA"/>
-              </w:rPr>
-              <w:t>1</w:t>
-            </w:r>
-            <w:r>
-              <w:rPr>
-                <w:rFonts w:eastAsia="Calibri" w:cs=""/>
-                <w:kern w:val="0"/>
-                <w:sz w:val="22"/>
-                <w:szCs w:val="22"/>
-                <w:lang w:val="en-US" w:eastAsia="en-US" w:bidi="ar-SA"/>
-              </w:rPr>
-              <w:t>/2025</w:t>
-            </w:r>
-          </w:p>
-          <w:p>
-            <w:pPr>
-              <w:pStyle w:val="Normal"/>
-              <w:widowControl/>
+              <w:t>6/1/2025</w:t>
+            </w:r>
+          </w:p>
+          <w:p>
+            <w:pPr>
+              <w:pStyle w:val="Normal"/>
+              <w:widowControl/>
+              <w:suppressAutoHyphens w:val="true"/>
               <w:spacing w:lineRule="auto" w:line="240" w:before="0" w:after="0"/>
               <w:jc w:val="center"/>
               <w:rPr>
@@ -5832,6 +5476,7 @@
             <w:pPr>
               <w:pStyle w:val="Normal"/>
               <w:widowControl/>
+              <w:suppressAutoHyphens w:val="true"/>
               <w:spacing w:lineRule="auto" w:line="240" w:before="0" w:after="0"/>
               <w:jc w:val="left"/>
               <w:rPr>
@@ -5859,6 +5504,7 @@
             <w:pPr>
               <w:pStyle w:val="Normal"/>
               <w:widowControl/>
+              <w:suppressAutoHyphens w:val="true"/>
               <w:spacing w:lineRule="auto" w:line="240" w:before="0" w:after="0"/>
               <w:jc w:val="left"/>
               <w:rPr>
@@ -5891,6 +5537,7 @@
                 <w:numId w:val="2"/>
               </w:numPr>
               <w:suppressLineNumbers w:val="0"/>
+              <w:suppressAutoHyphens w:val="true"/>
               <w:bidi w:val="0"/>
               <w:spacing w:lineRule="auto" w:line="240" w:beforeAutospacing="0" w:before="0" w:afterAutospacing="0" w:after="0"/>
               <w:ind w:hanging="360" w:left="1080" w:right="0"/>
@@ -5925,6 +5572,7 @@
             <w:pPr>
               <w:pStyle w:val="Normal"/>
               <w:widowControl/>
+              <w:suppressAutoHyphens w:val="true"/>
               <w:spacing w:lineRule="auto" w:line="240" w:before="0" w:after="0"/>
               <w:jc w:val="left"/>
               <w:rPr>
@@ -5962,6 +5610,7 @@
             <w:pPr>
               <w:pStyle w:val="Normal"/>
               <w:widowControl/>
+              <w:suppressAutoHyphens w:val="true"/>
               <w:spacing w:lineRule="auto" w:line="240" w:before="0" w:after="0"/>
               <w:jc w:val="center"/>
               <w:rPr>
@@ -5987,6 +5636,7 @@
             <w:pPr>
               <w:pStyle w:val="Normal"/>
               <w:widowControl/>
+              <w:suppressAutoHyphens w:val="true"/>
               <w:spacing w:lineRule="auto" w:line="240" w:before="0" w:after="0"/>
               <w:jc w:val="center"/>
               <w:rPr>
@@ -6018,6 +5668,7 @@
             <w:pPr>
               <w:pStyle w:val="Normal"/>
               <w:widowControl/>
+              <w:suppressAutoHyphens w:val="true"/>
               <w:spacing w:lineRule="auto" w:line="240" w:before="0" w:after="0"/>
               <w:jc w:val="left"/>
               <w:rPr>
@@ -6047,6 +5698,7 @@
                 <w:numId w:val="2"/>
               </w:numPr>
               <w:suppressLineNumbers w:val="0"/>
+              <w:suppressAutoHyphens w:val="true"/>
               <w:bidi w:val="0"/>
               <w:spacing w:lineRule="auto" w:line="240" w:beforeAutospacing="0" w:before="0" w:afterAutospacing="0" w:after="0"/>
               <w:ind w:hanging="360" w:left="1080" w:right="0"/>
@@ -6078,6 +5730,7 @@
             <w:pPr>
               <w:pStyle w:val="Normal"/>
               <w:widowControl/>
+              <w:suppressAutoHyphens w:val="true"/>
               <w:spacing w:lineRule="auto" w:line="240" w:before="0" w:after="0"/>
               <w:jc w:val="left"/>
               <w:rPr>
@@ -6174,11 +5827,7 @@
       </w:pPr>
       <w:r>
         <w:rPr/>
-        <w:t xml:space="preserve">Follow along and perform the exercises with the instructor </w:t>
-      </w:r>
-      <w:r>
-        <w:rPr/>
-        <w:t>in real-time</w:t>
+        <w:t>Follow along and perform the exercises with the instructor in real-time</w:t>
       </w:r>
     </w:p>
     <w:p>
@@ -6223,15 +5872,7 @@
       </w:pPr>
       <w:r>
         <w:rPr/>
-        <w:t xml:space="preserve">Work on assignments a little every day – don't wait until Sunday </w:t>
-      </w:r>
-      <w:r>
-        <w:rPr/>
-        <w:t>e</w:t>
-      </w:r>
-      <w:r>
-        <w:rPr/>
-        <w:t>vening to try to complete the assignment.</w:t>
+        <w:t>Work on assignments a little every day – don't wait until Sunday evening to try to complete the assignment.</w:t>
       </w:r>
     </w:p>
     <w:p>
@@ -6259,15 +5900,7 @@
       </w:pPr>
       <w:r>
         <w:rPr/>
-        <w:t xml:space="preserve">Search out additional resources (Cheatsheets, </w:t>
-      </w:r>
-      <w:r>
-        <w:rPr/>
-        <w:t xml:space="preserve">Videos, </w:t>
-      </w:r>
-      <w:r>
-        <w:rPr/>
-        <w:t>Tutorials, Documentation, Help)</w:t>
+        <w:t>Search out additional resources (Cheatsheets, Videos, Tutorials, Documentation, Help)</w:t>
       </w:r>
     </w:p>
     <w:p>
@@ -6293,19 +5926,10 @@
         </w:rPr>
       </w:pPr>
       <w:r>
-        <w:rPr/>
-      </w:r>
-    </w:p>
-    <w:p>
-      <w:pPr>
-        <w:pStyle w:val="Normal"/>
         <w:rPr>
           <w:b/>
           <w:bCs/>
         </w:rPr>
-      </w:pPr>
-      <w:r>
-        <w:rPr/>
       </w:r>
     </w:p>
     <w:p>
@@ -6317,19 +5941,10 @@
         </w:rPr>
       </w:pPr>
       <w:r>
-        <w:rPr/>
-      </w:r>
-    </w:p>
-    <w:p>
-      <w:pPr>
-        <w:pStyle w:val="Normal"/>
         <w:rPr>
           <w:b/>
           <w:bCs/>
         </w:rPr>
-      </w:pPr>
-      <w:r>
-        <w:rPr/>
       </w:r>
     </w:p>
     <w:p>
@@ -6341,59 +5956,80 @@
         </w:rPr>
       </w:pPr>
       <w:r>
-        <w:rPr/>
-      </w:r>
-    </w:p>
-    <w:p>
-      <w:pPr>
-        <w:pStyle w:val="Normal"/>
         <w:rPr>
           <w:b/>
           <w:bCs/>
         </w:rPr>
-      </w:pPr>
-      <w:r>
+      </w:r>
+    </w:p>
+    <w:p>
+      <w:pPr>
+        <w:pStyle w:val="Normal"/>
         <w:rPr>
           <w:b/>
           <w:bCs/>
-          <w:sz w:val="24"/>
-          <w:szCs w:val="24"/>
-        </w:rPr>
-        <w:t xml:space="preserve">Guide to Getting Help: </w:t>
-      </w:r>
+        </w:rPr>
+      </w:pPr>
       <w:r>
         <w:rPr>
           <w:b/>
           <w:bCs/>
         </w:rPr>
-        <w:t xml:space="preserve"> </w:t>
-      </w:r>
-      <w:r>
-        <w:rPr/>
-        <w:t xml:space="preserve">It can be a little frustrating when things don’t work out as we hope or thought they should.  Every programmer has dealt with this – even the experts.  </w:t>
-      </w:r>
-      <w:r>
+      </w:r>
+    </w:p>
+    <w:p>
+      <w:pPr>
+        <w:pStyle w:val="Normal"/>
         <w:rPr>
           <w:b/>
           <w:bCs/>
         </w:rPr>
+      </w:pPr>
+      <w:r>
+        <w:rPr>
+          <w:b/>
+          <w:bCs/>
+        </w:rPr>
+      </w:r>
+    </w:p>
+    <w:p>
+      <w:pPr>
+        <w:pStyle w:val="Normal"/>
+        <w:rPr>
+          <w:b/>
+          <w:bCs/>
+        </w:rPr>
+      </w:pPr>
+      <w:r>
+        <w:rPr>
+          <w:b/>
+          <w:bCs/>
+          <w:sz w:val="24"/>
+          <w:szCs w:val="24"/>
+        </w:rPr>
+        <w:t xml:space="preserve">Guide to Getting Help: </w:t>
+      </w:r>
+      <w:r>
+        <w:rPr>
+          <w:b/>
+          <w:bCs/>
+        </w:rPr>
+        <w:t xml:space="preserve"> </w:t>
+      </w:r>
+      <w:r>
+        <w:rPr/>
+        <w:t xml:space="preserve">It can be a little frustrating when things don’t work out as we hope or thought they should.  Every programmer has dealt with this – even the experts.  </w:t>
+      </w:r>
+      <w:r>
+        <w:rPr>
+          <w:b/>
+          <w:bCs/>
+        </w:rPr>
         <w:t>Don’t give up!!</w:t>
       </w:r>
       <w:r>
         <w:rPr/>
-        <w:t xml:space="preserve">  </w:t>
-      </w:r>
-      <w:r>
-        <w:rPr/>
-        <w:t>H</w:t>
-      </w:r>
-      <w:r>
-        <w:rPr/>
-        <w:t xml:space="preserve">ere are tried and tested methods to help </w:t>
-      </w:r>
-      <w:r>
-        <w:rPr/>
-        <w:t>effectively get help:</w:t>
+        <w:t xml:space="preserve">  Here are tried and tested methods to help effectively get help:</w:t>
       </w:r>
     </w:p>
     <w:p>
@@ -6407,15 +6043,7 @@
       </w:pPr>
       <w:r>
         <w:rPr/>
-        <w:t xml:space="preserve">When you start programming test each and every step of your program:  It’s easier to identify where the problem is when you’ve already tested each </w:t>
-      </w:r>
-      <w:r>
-        <w:rPr/>
-        <w:t xml:space="preserve">previous </w:t>
-      </w:r>
-      <w:r>
-        <w:rPr/>
-        <w:t xml:space="preserve">line of code.  </w:t>
+        <w:t xml:space="preserve">When you start programming test each and every step of your program:  It’s easier to identify where the problem is when you’ve already tested each previous line of code.  </w:t>
       </w:r>
     </w:p>
     <w:p>
@@ -6834,6 +6462,7 @@
             <w:pPr>
               <w:pStyle w:val="Normal"/>
               <w:widowControl/>
+              <w:suppressAutoHyphens w:val="true"/>
               <w:spacing w:lineRule="auto" w:line="240" w:before="0" w:after="0"/>
               <w:jc w:val="left"/>
               <w:rPr>
@@ -6869,6 +6498,7 @@
             <w:pPr>
               <w:pStyle w:val="Normal"/>
               <w:widowControl/>
+              <w:suppressAutoHyphens w:val="true"/>
               <w:spacing w:lineRule="auto" w:line="240" w:before="0" w:after="0"/>
               <w:jc w:val="left"/>
               <w:rPr>
@@ -6909,6 +6539,7 @@
             <w:pPr>
               <w:pStyle w:val="Normal"/>
               <w:widowControl/>
+              <w:suppressAutoHyphens w:val="true"/>
               <w:spacing w:lineRule="auto" w:line="240" w:before="0" w:after="0"/>
               <w:jc w:val="left"/>
               <w:rPr>
@@ -6940,6 +6571,7 @@
             <w:pPr>
               <w:pStyle w:val="Normal"/>
               <w:widowControl/>
+              <w:suppressAutoHyphens w:val="true"/>
               <w:spacing w:lineRule="auto" w:line="240" w:before="0" w:after="0"/>
               <w:jc w:val="left"/>
               <w:rPr>
@@ -6976,6 +6608,7 @@
             <w:pPr>
               <w:pStyle w:val="Normal"/>
               <w:widowControl/>
+              <w:suppressAutoHyphens w:val="true"/>
               <w:spacing w:lineRule="auto" w:line="240" w:before="0" w:after="0"/>
               <w:jc w:val="left"/>
               <w:rPr>
@@ -7006,6 +6639,7 @@
             <w:pPr>
               <w:pStyle w:val="Normal"/>
               <w:widowControl/>
+              <w:suppressAutoHyphens w:val="true"/>
               <w:spacing w:lineRule="auto" w:line="240" w:before="0" w:after="0"/>
               <w:jc w:val="left"/>
               <w:rPr>
@@ -7042,6 +6676,7 @@
             <w:pPr>
               <w:pStyle w:val="Normal"/>
               <w:widowControl/>
+              <w:suppressAutoHyphens w:val="true"/>
               <w:spacing w:lineRule="auto" w:line="240" w:before="0" w:after="0"/>
               <w:jc w:val="left"/>
               <w:rPr>
@@ -7072,6 +6707,7 @@
             <w:pPr>
               <w:pStyle w:val="Normal"/>
               <w:widowControl/>
+              <w:suppressAutoHyphens w:val="true"/>
               <w:spacing w:lineRule="auto" w:line="240" w:before="0" w:after="0"/>
               <w:jc w:val="left"/>
               <w:rPr>
@@ -7107,6 +6743,7 @@
             <w:pPr>
               <w:pStyle w:val="Normal"/>
               <w:widowControl/>
+              <w:suppressAutoHyphens w:val="true"/>
               <w:spacing w:lineRule="auto" w:line="240" w:before="0" w:after="0"/>
               <w:jc w:val="left"/>
               <w:rPr>
@@ -7137,6 +6774,7 @@
             <w:pPr>
               <w:pStyle w:val="Normal"/>
               <w:widowControl/>
+              <w:suppressAutoHyphens w:val="true"/>
               <w:spacing w:lineRule="auto" w:line="240" w:before="0" w:after="0"/>
               <w:jc w:val="left"/>
               <w:rPr>
@@ -7172,6 +6810,7 @@
             <w:pPr>
               <w:pStyle w:val="Normal"/>
               <w:widowControl/>
+              <w:suppressAutoHyphens w:val="true"/>
               <w:spacing w:lineRule="auto" w:line="240" w:before="0" w:after="0"/>
               <w:jc w:val="left"/>
               <w:rPr>
@@ -7202,6 +6841,7 @@
             <w:pPr>
               <w:pStyle w:val="Normal"/>
               <w:widowControl/>
+              <w:suppressAutoHyphens w:val="true"/>
               <w:spacing w:lineRule="auto" w:line="240" w:before="0" w:after="0"/>
               <w:jc w:val="left"/>
               <w:rPr>
@@ -7237,6 +6877,7 @@
             <w:pPr>
               <w:pStyle w:val="Normal"/>
               <w:widowControl/>
+              <w:suppressAutoHyphens w:val="true"/>
               <w:spacing w:lineRule="auto" w:line="240" w:before="0" w:after="0"/>
               <w:jc w:val="left"/>
               <w:rPr>
@@ -7267,6 +6908,7 @@
             <w:pPr>
               <w:pStyle w:val="Normal"/>
               <w:widowControl/>
+              <w:suppressAutoHyphens w:val="true"/>
               <w:spacing w:lineRule="auto" w:line="240" w:before="0" w:after="0"/>
               <w:jc w:val="left"/>
               <w:rPr>
@@ -7302,6 +6944,7 @@
             <w:pPr>
               <w:pStyle w:val="Normal"/>
               <w:widowControl/>
+              <w:suppressAutoHyphens w:val="true"/>
               <w:spacing w:lineRule="auto" w:line="240" w:before="0" w:after="0"/>
               <w:jc w:val="left"/>
               <w:rPr>
@@ -7332,6 +6975,7 @@
             <w:pPr>
               <w:pStyle w:val="Normal"/>
               <w:widowControl/>
+              <w:suppressAutoHyphens w:val="true"/>
               <w:spacing w:lineRule="auto" w:line="240" w:before="0" w:after="0"/>
               <w:jc w:val="left"/>
               <w:rPr>
@@ -7367,6 +7011,7 @@
             <w:pPr>
               <w:pStyle w:val="Normal"/>
               <w:widowControl/>
+              <w:suppressAutoHyphens w:val="true"/>
               <w:spacing w:lineRule="auto" w:line="240" w:before="0" w:after="0"/>
               <w:jc w:val="left"/>
               <w:rPr>
@@ -7397,6 +7042,7 @@
             <w:pPr>
               <w:pStyle w:val="Normal"/>
               <w:widowControl/>
+              <w:suppressAutoHyphens w:val="true"/>
               <w:spacing w:lineRule="auto" w:line="240" w:before="0" w:after="0"/>
               <w:jc w:val="left"/>
               <w:rPr>
@@ -7432,6 +7078,7 @@
             <w:pPr>
               <w:pStyle w:val="Normal"/>
               <w:widowControl/>
+              <w:suppressAutoHyphens w:val="true"/>
               <w:spacing w:lineRule="auto" w:line="240" w:before="0" w:after="0"/>
               <w:jc w:val="left"/>
               <w:rPr>
@@ -7462,6 +7109,7 @@
             <w:pPr>
               <w:pStyle w:val="Normal"/>
               <w:widowControl/>
+              <w:suppressAutoHyphens w:val="true"/>
               <w:spacing w:lineRule="auto" w:line="240" w:before="0" w:after="0"/>
               <w:jc w:val="left"/>
               <w:rPr>
@@ -7497,6 +7145,7 @@
             <w:pPr>
               <w:pStyle w:val="Normal"/>
               <w:widowControl/>
+              <w:suppressAutoHyphens w:val="true"/>
               <w:spacing w:lineRule="auto" w:line="240" w:before="0" w:after="0"/>
               <w:jc w:val="left"/>
               <w:rPr>
@@ -7527,6 +7176,7 @@
             <w:pPr>
               <w:pStyle w:val="Normal"/>
               <w:widowControl/>
+              <w:suppressAutoHyphens w:val="true"/>
               <w:spacing w:lineRule="auto" w:line="240" w:before="0" w:after="0"/>
               <w:jc w:val="left"/>
               <w:rPr>
@@ -7562,6 +7212,7 @@
             <w:pPr>
               <w:pStyle w:val="Normal"/>
               <w:widowControl/>
+              <w:suppressAutoHyphens w:val="true"/>
               <w:spacing w:lineRule="auto" w:line="240" w:before="0" w:after="0"/>
               <w:jc w:val="left"/>
               <w:rPr>
@@ -7592,6 +7243,7 @@
             <w:pPr>
               <w:pStyle w:val="Normal"/>
               <w:widowControl/>
+              <w:suppressAutoHyphens w:val="true"/>
               <w:spacing w:lineRule="auto" w:line="240" w:before="0" w:after="0"/>
               <w:jc w:val="left"/>
               <w:rPr>
@@ -7627,6 +7279,7 @@
             <w:pPr>
               <w:pStyle w:val="Normal"/>
               <w:widowControl/>
+              <w:suppressAutoHyphens w:val="true"/>
               <w:spacing w:lineRule="auto" w:line="240" w:before="0" w:after="0"/>
               <w:jc w:val="left"/>
               <w:rPr>
@@ -7657,6 +7310,7 @@
             <w:pPr>
               <w:pStyle w:val="Normal"/>
               <w:widowControl/>
+              <w:suppressAutoHyphens w:val="true"/>
               <w:spacing w:lineRule="auto" w:line="240" w:before="0" w:after="0"/>
               <w:jc w:val="left"/>
               <w:rPr>
@@ -7692,6 +7346,7 @@
             <w:pPr>
               <w:pStyle w:val="Normal"/>
               <w:widowControl/>
+              <w:suppressAutoHyphens w:val="true"/>
               <w:spacing w:lineRule="auto" w:line="240" w:before="0" w:after="0"/>
               <w:jc w:val="left"/>
               <w:rPr>
@@ -7722,6 +7377,7 @@
             <w:pPr>
               <w:pStyle w:val="Normal"/>
               <w:widowControl/>
+              <w:suppressAutoHyphens w:val="true"/>
               <w:spacing w:lineRule="auto" w:line="240" w:before="0" w:after="0"/>
               <w:jc w:val="left"/>
               <w:rPr>
@@ -7757,6 +7413,7 @@
             <w:pPr>
               <w:pStyle w:val="Normal"/>
               <w:widowControl/>
+              <w:suppressAutoHyphens w:val="true"/>
               <w:spacing w:lineRule="auto" w:line="240" w:before="0" w:after="0"/>
               <w:jc w:val="left"/>
               <w:rPr>
@@ -7787,6 +7444,7 @@
             <w:pPr>
               <w:pStyle w:val="Normal"/>
               <w:widowControl/>
+              <w:suppressAutoHyphens w:val="true"/>
               <w:spacing w:lineRule="auto" w:line="240" w:before="0" w:after="0"/>
               <w:jc w:val="left"/>
               <w:rPr>
@@ -7822,6 +7480,7 @@
             <w:pPr>
               <w:pStyle w:val="Normal"/>
               <w:widowControl/>
+              <w:suppressAutoHyphens w:val="true"/>
               <w:spacing w:lineRule="auto" w:line="240" w:before="0" w:after="0"/>
               <w:jc w:val="left"/>
               <w:rPr>
@@ -7852,6 +7511,7 @@
             <w:pPr>
               <w:pStyle w:val="Normal"/>
               <w:widowControl/>
+              <w:suppressAutoHyphens w:val="true"/>
               <w:spacing w:lineRule="auto" w:line="240" w:before="0" w:after="0"/>
               <w:jc w:val="left"/>
               <w:rPr>
@@ -7887,6 +7547,7 @@
             <w:pPr>
               <w:pStyle w:val="Normal"/>
               <w:widowControl/>
+              <w:suppressAutoHyphens w:val="true"/>
               <w:spacing w:lineRule="auto" w:line="240" w:before="0" w:after="0"/>
               <w:jc w:val="left"/>
               <w:rPr>
@@ -7917,6 +7578,7 @@
             <w:pPr>
               <w:pStyle w:val="Normal"/>
               <w:widowControl/>
+              <w:suppressAutoHyphens w:val="true"/>
               <w:spacing w:lineRule="auto" w:line="240" w:before="0" w:after="0"/>
               <w:jc w:val="left"/>
               <w:rPr>
@@ -7952,6 +7614,7 @@
             <w:pPr>
               <w:pStyle w:val="Normal"/>
               <w:widowControl/>
+              <w:suppressAutoHyphens w:val="true"/>
               <w:spacing w:lineRule="auto" w:line="240" w:before="0" w:after="0"/>
               <w:jc w:val="left"/>
               <w:rPr>
@@ -7982,6 +7645,7 @@
             <w:pPr>
               <w:pStyle w:val="Normal"/>
               <w:widowControl/>
+              <w:suppressAutoHyphens w:val="true"/>
               <w:spacing w:lineRule="auto" w:line="240" w:before="0" w:after="0"/>
               <w:jc w:val="left"/>
               <w:rPr>
@@ -8017,6 +7681,7 @@
             <w:pPr>
               <w:pStyle w:val="Normal"/>
               <w:widowControl/>
+              <w:suppressAutoHyphens w:val="true"/>
               <w:spacing w:lineRule="auto" w:line="240" w:before="0" w:after="0"/>
               <w:jc w:val="left"/>
               <w:rPr>
@@ -8047,6 +7712,7 @@
             <w:pPr>
               <w:pStyle w:val="Normal"/>
               <w:widowControl/>
+              <w:suppressAutoHyphens w:val="true"/>
               <w:spacing w:lineRule="auto" w:line="240" w:before="0" w:after="0"/>
               <w:jc w:val="left"/>
               <w:rPr>
@@ -8082,6 +7748,7 @@
             <w:pPr>
               <w:pStyle w:val="Normal"/>
               <w:widowControl/>
+              <w:suppressAutoHyphens w:val="true"/>
               <w:spacing w:lineRule="auto" w:line="240" w:before="0" w:after="0"/>
               <w:jc w:val="left"/>
               <w:rPr>
@@ -8112,6 +7779,7 @@
             <w:pPr>
               <w:pStyle w:val="Normal"/>
               <w:widowControl/>
+              <w:suppressAutoHyphens w:val="true"/>
               <w:spacing w:lineRule="auto" w:line="240" w:before="0" w:after="0"/>
               <w:jc w:val="left"/>
               <w:rPr>
@@ -8173,7 +7841,9 @@
         </w:rPr>
       </w:pPr>
       <w:r>
-        <w:rPr/>
+        <w:rPr>
+          <w:u w:val="single"/>
+        </w:rPr>
       </w:r>
       <w:r>
         <w:br w:type="page"/>
@@ -8182,6 +7852,7 @@
     <w:p>
       <w:pPr>
         <w:pStyle w:val="Heading2"/>
+        <w:spacing w:before="0" w:after="0"/>
         <w:rPr>
           <w:rStyle w:val="Strong"/>
           <w:u w:val="single"/>
@@ -8200,7 +7871,7 @@
         <w:pStyle w:val="Normal"/>
         <w:rPr/>
       </w:pPr>
-      <w:hyperlink r:id="rId8">
+      <w:hyperlink r:id="rId4">
         <w:r>
           <w:rPr>
             <w:rStyle w:val="Hyperlink"/>
@@ -8214,7 +7885,7 @@
         <w:pStyle w:val="Normal"/>
         <w:rPr/>
       </w:pPr>
-      <w:hyperlink r:id="rId9">
+      <w:hyperlink r:id="rId5">
         <w:r>
           <w:rPr>
             <w:rStyle w:val="Hyperlink"/>
@@ -8228,7 +7899,7 @@
         <w:pStyle w:val="Normal"/>
         <w:rPr/>
       </w:pPr>
-      <w:hyperlink r:id="rId10">
+      <w:hyperlink r:id="rId6">
         <w:r>
           <w:rPr>
             <w:rStyle w:val="Hyperlink"/>
@@ -8272,7 +7943,7 @@
           <w:szCs w:val="24"/>
         </w:rPr>
       </w:pPr>
-      <w:hyperlink r:id="rId11">
+      <w:hyperlink r:id="rId7">
         <w:r>
           <w:rPr>
             <w:rStyle w:val="Hyperlink"/>
@@ -8291,7 +7962,7 @@
           <w:szCs w:val="24"/>
         </w:rPr>
       </w:pPr>
-      <w:hyperlink r:id="rId12">
+      <w:hyperlink r:id="rId8">
         <w:r>
           <w:rPr>
             <w:rStyle w:val="Hyperlink"/>
@@ -8310,7 +7981,7 @@
           <w:szCs w:val="24"/>
         </w:rPr>
       </w:pPr>
-      <w:hyperlink r:id="rId13">
+      <w:hyperlink r:id="rId9">
         <w:r>
           <w:rPr>
             <w:rStyle w:val="Hyperlink"/>
@@ -8329,7 +8000,7 @@
           <w:szCs w:val="24"/>
         </w:rPr>
       </w:pPr>
-      <w:hyperlink r:id="rId14">
+      <w:hyperlink r:id="rId10">
         <w:r>
           <w:rPr>
             <w:rStyle w:val="Hyperlink"/>
@@ -8348,7 +8019,7 @@
           <w:szCs w:val="24"/>
         </w:rPr>
       </w:pPr>
-      <w:hyperlink r:id="rId15">
+      <w:hyperlink r:id="rId11">
         <w:r>
           <w:rPr>
             <w:rStyle w:val="Hyperlink"/>
@@ -8367,7 +8038,7 @@
           <w:szCs w:val="24"/>
         </w:rPr>
       </w:pPr>
-      <w:hyperlink r:id="rId16">
+      <w:hyperlink r:id="rId12">
         <w:r>
           <w:rPr>
             <w:rStyle w:val="Hyperlink"/>
@@ -8386,7 +8057,7 @@
           <w:szCs w:val="24"/>
         </w:rPr>
       </w:pPr>
-      <w:hyperlink r:id="rId17">
+      <w:hyperlink r:id="rId13">
         <w:r>
           <w:rPr>
             <w:rStyle w:val="Hyperlink"/>
@@ -8447,7 +8118,7 @@
         </w:rPr>
         <w:t xml:space="preserve"> </w:t>
       </w:r>
-      <w:hyperlink r:id="rId18">
+      <w:hyperlink r:id="rId14">
         <w:r>
           <w:rPr>
             <w:rStyle w:val="Hyperlink"/>
@@ -8466,7 +8137,7 @@
         </w:rPr>
         <w:t xml:space="preserve"> (</w:t>
       </w:r>
-      <w:hyperlink r:id="rId19">
+      <w:hyperlink r:id="rId15">
         <w:r>
           <w:rPr>
             <w:rStyle w:val="Hyperlink"/>
@@ -8519,7 +8190,7 @@
         </w:rPr>
         <w:t xml:space="preserve"> </w:t>
       </w:r>
-      <w:hyperlink r:id="rId20">
+      <w:hyperlink r:id="rId16">
         <w:r>
           <w:rPr>
             <w:rStyle w:val="Hyperlink"/>
@@ -8564,7 +8235,7 @@
         </w:rPr>
         <w:t xml:space="preserve"> </w:t>
       </w:r>
-      <w:hyperlink r:id="rId21">
+      <w:hyperlink r:id="rId17">
         <w:r>
           <w:rPr>
             <w:rStyle w:val="Hyperlink"/>
@@ -8609,7 +8280,7 @@
         </w:rPr>
         <w:t xml:space="preserve"> </w:t>
       </w:r>
-      <w:hyperlink r:id="rId22">
+      <w:hyperlink r:id="rId18">
         <w:r>
           <w:rPr>
             <w:rStyle w:val="Hyperlink"/>
@@ -8654,7 +8325,7 @@
         </w:rPr>
         <w:t xml:space="preserve"> </w:t>
       </w:r>
-      <w:hyperlink r:id="rId23">
+      <w:hyperlink r:id="rId19">
         <w:r>
           <w:rPr>
             <w:rStyle w:val="Hyperlink"/>
@@ -8699,7 +8370,7 @@
         </w:rPr>
         <w:t xml:space="preserve"> </w:t>
       </w:r>
-      <w:hyperlink r:id="rId24">
+      <w:hyperlink r:id="rId20">
         <w:r>
           <w:rPr>
             <w:rStyle w:val="Hyperlink"/>
@@ -8744,7 +8415,7 @@
         </w:rPr>
         <w:t xml:space="preserve"> </w:t>
       </w:r>
-      <w:hyperlink r:id="rId25">
+      <w:hyperlink r:id="rId21">
         <w:r>
           <w:rPr>
             <w:rStyle w:val="Hyperlink"/>
@@ -8789,7 +8460,7 @@
         </w:rPr>
         <w:t xml:space="preserve"> </w:t>
       </w:r>
-      <w:hyperlink r:id="rId26">
+      <w:hyperlink r:id="rId22">
         <w:r>
           <w:rPr>
             <w:rStyle w:val="Hyperlink"/>
@@ -8834,7 +8505,7 @@
         </w:rPr>
         <w:t xml:space="preserve"> </w:t>
       </w:r>
-      <w:hyperlink r:id="rId27">
+      <w:hyperlink r:id="rId23">
         <w:r>
           <w:rPr>
             <w:rStyle w:val="Hyperlink"/>
@@ -8879,7 +8550,7 @@
         </w:rPr>
         <w:t xml:space="preserve"> </w:t>
       </w:r>
-      <w:hyperlink r:id="rId28">
+      <w:hyperlink r:id="rId24">
         <w:r>
           <w:rPr>
             <w:rStyle w:val="Hyperlink"/>
@@ -8924,7 +8595,7 @@
         </w:rPr>
         <w:t xml:space="preserve"> </w:t>
       </w:r>
-      <w:hyperlink r:id="rId29">
+      <w:hyperlink r:id="rId25">
         <w:r>
           <w:rPr>
             <w:rStyle w:val="Hyperlink"/>
@@ -8969,7 +8640,7 @@
         </w:rPr>
         <w:t xml:space="preserve"> </w:t>
       </w:r>
-      <w:hyperlink r:id="rId30">
+      <w:hyperlink r:id="rId26">
         <w:r>
           <w:rPr>
             <w:rStyle w:val="Hyperlink"/>
@@ -9014,7 +8685,7 @@
         </w:rPr>
         <w:t xml:space="preserve"> </w:t>
       </w:r>
-      <w:hyperlink r:id="rId31">
+      <w:hyperlink r:id="rId27">
         <w:r>
           <w:rPr>
             <w:rStyle w:val="Hyperlink"/>
@@ -9059,7 +8730,7 @@
         </w:rPr>
         <w:t xml:space="preserve"> </w:t>
       </w:r>
-      <w:hyperlink r:id="rId32">
+      <w:hyperlink r:id="rId28">
         <w:r>
           <w:rPr>
             <w:rStyle w:val="Hyperlink"/>
@@ -9104,7 +8775,7 @@
         </w:rPr>
         <w:t xml:space="preserve"> </w:t>
       </w:r>
-      <w:hyperlink r:id="rId33">
+      <w:hyperlink r:id="rId29">
         <w:r>
           <w:rPr>
             <w:rStyle w:val="Hyperlink"/>
@@ -9149,7 +8820,7 @@
         </w:rPr>
         <w:t xml:space="preserve"> </w:t>
       </w:r>
-      <w:hyperlink r:id="rId34">
+      <w:hyperlink r:id="rId30">
         <w:r>
           <w:rPr>
             <w:rStyle w:val="Hyperlink"/>
@@ -9194,7 +8865,7 @@
         </w:rPr>
         <w:t xml:space="preserve"> </w:t>
       </w:r>
-      <w:hyperlink r:id="rId35">
+      <w:hyperlink r:id="rId31">
         <w:r>
           <w:rPr>
             <w:rStyle w:val="Hyperlink"/>
@@ -9248,7 +8919,7 @@
           <w:szCs w:val="24"/>
         </w:rPr>
       </w:pPr>
-      <w:hyperlink r:id="rId36">
+      <w:hyperlink r:id="rId32">
         <w:r>
           <w:rPr>
             <w:rStyle w:val="Hyperlink"/>
@@ -9275,7 +8946,7 @@
           <w:szCs w:val="24"/>
         </w:rPr>
       </w:pPr>
-      <w:hyperlink r:id="rId37">
+      <w:hyperlink r:id="rId33">
         <w:r>
           <w:rPr>
             <w:rStyle w:val="Hyperlink"/>
@@ -9302,7 +8973,7 @@
           <w:szCs w:val="24"/>
         </w:rPr>
       </w:pPr>
-      <w:hyperlink r:id="rId38">
+      <w:hyperlink r:id="rId34">
         <w:r>
           <w:rPr>
             <w:rStyle w:val="Hyperlink"/>
@@ -9337,7 +9008,7 @@
           <w:szCs w:val="24"/>
         </w:rPr>
       </w:pPr>
-      <w:hyperlink r:id="rId39">
+      <w:hyperlink r:id="rId35">
         <w:r>
           <w:rPr>
             <w:rStyle w:val="Hyperlink"/>
@@ -9364,7 +9035,7 @@
           <w:szCs w:val="24"/>
         </w:rPr>
       </w:pPr>
-      <w:hyperlink r:id="rId40">
+      <w:hyperlink r:id="rId36">
         <w:r>
           <w:rPr>
             <w:rStyle w:val="Hyperlink"/>
@@ -9442,6 +9113,212 @@
           <w:szCs w:val="24"/>
         </w:rPr>
         <w:t>, the Spanish version of “R for Beginners”, translated by Jorge A. Ahumada (</w:t>
+      </w:r>
+      <w:hyperlink r:id="rId37">
+        <w:r>
+          <w:rPr>
+            <w:rStyle w:val="Hyperlink"/>
+            <w:rFonts w:eastAsia="Calibri" w:cs="Calibri"/>
+            <w:sz w:val="24"/>
+            <w:szCs w:val="24"/>
+          </w:rPr>
+          <w:t>PDF</w:t>
+        </w:r>
+      </w:hyperlink>
+      <w:r>
+        <w:rPr>
+          <w:rFonts w:eastAsia="Calibri" w:cs="Calibri"/>
+          <w:sz w:val="24"/>
+          <w:szCs w:val="24"/>
+        </w:rPr>
+        <w:t>).</w:t>
+      </w:r>
+    </w:p>
+    <w:p>
+      <w:pPr>
+        <w:pStyle w:val="ListParagraph"/>
+        <w:numPr>
+          <w:ilvl w:val="1"/>
+          <w:numId w:val="5"/>
+        </w:numPr>
+        <w:spacing w:before="240" w:after="240"/>
+        <w:contextualSpacing/>
+        <w:rPr>
+          <w:rFonts w:ascii="Calibri" w:hAnsi="Calibri" w:eastAsia="Calibri" w:cs="Calibri"/>
+          <w:sz w:val="24"/>
+          <w:szCs w:val="24"/>
+        </w:rPr>
+      </w:pPr>
+      <w:r>
+        <w:rPr>
+          <w:rFonts w:eastAsia="Calibri" w:cs="Calibri"/>
+          <w:sz w:val="24"/>
+          <w:szCs w:val="24"/>
+        </w:rPr>
+        <w:t xml:space="preserve">A Spanish translation of </w:t>
+      </w:r>
+      <w:r>
+        <w:rPr>
+          <w:rFonts w:eastAsia="Calibri" w:cs="Calibri"/>
+          <w:b/>
+          <w:bCs/>
+          <w:sz w:val="24"/>
+          <w:szCs w:val="24"/>
+        </w:rPr>
+        <w:t>“An Introduction to R”</w:t>
+      </w:r>
+      <w:r>
+        <w:rPr>
+          <w:rFonts w:eastAsia="Calibri" w:cs="Calibri"/>
+          <w:sz w:val="24"/>
+          <w:szCs w:val="24"/>
+        </w:rPr>
+        <w:t xml:space="preserve"> by Andrés González and Silvia González (</w:t>
+      </w:r>
+      <w:hyperlink r:id="rId38">
+        <w:r>
+          <w:rPr>
+            <w:rStyle w:val="Hyperlink"/>
+            <w:rFonts w:eastAsia="Calibri" w:cs="Calibri"/>
+            <w:sz w:val="24"/>
+            <w:szCs w:val="24"/>
+          </w:rPr>
+          <w:t>PDF</w:t>
+        </w:r>
+      </w:hyperlink>
+      <w:r>
+        <w:rPr>
+          <w:rFonts w:eastAsia="Calibri" w:cs="Calibri"/>
+          <w:sz w:val="24"/>
+          <w:szCs w:val="24"/>
+        </w:rPr>
+        <w:t xml:space="preserve">, </w:t>
+      </w:r>
+      <w:hyperlink r:id="rId39">
+        <w:r>
+          <w:rPr>
+            <w:rStyle w:val="Hyperlink"/>
+            <w:rFonts w:eastAsia="Calibri" w:cs="Calibri"/>
+            <w:sz w:val="24"/>
+            <w:szCs w:val="24"/>
+          </w:rPr>
+          <w:t>Texinfo sources</w:t>
+        </w:r>
+      </w:hyperlink>
+      <w:r>
+        <w:rPr>
+          <w:rFonts w:eastAsia="Calibri" w:cs="Calibri"/>
+          <w:sz w:val="24"/>
+          <w:szCs w:val="24"/>
+        </w:rPr>
+        <w:t>).</w:t>
+      </w:r>
+    </w:p>
+    <w:p>
+      <w:pPr>
+        <w:pStyle w:val="ListParagraph"/>
+        <w:numPr>
+          <w:ilvl w:val="1"/>
+          <w:numId w:val="5"/>
+        </w:numPr>
+        <w:spacing w:before="240" w:after="240"/>
+        <w:contextualSpacing/>
+        <w:rPr>
+          <w:rFonts w:ascii="Calibri" w:hAnsi="Calibri" w:eastAsia="Calibri" w:cs="Calibri"/>
+          <w:sz w:val="24"/>
+          <w:szCs w:val="24"/>
+        </w:rPr>
+      </w:pPr>
+      <w:r>
+        <w:rPr>
+          <w:rFonts w:eastAsia="Calibri" w:cs="Calibri"/>
+          <w:b/>
+          <w:bCs/>
+          <w:sz w:val="24"/>
+          <w:szCs w:val="24"/>
+        </w:rPr>
+        <w:t>“</w:t>
+      </w:r>
+      <w:r>
+        <w:rPr>
+          <w:rFonts w:eastAsia="Calibri" w:cs="Calibri"/>
+          <w:b/>
+          <w:bCs/>
+          <w:sz w:val="24"/>
+          <w:szCs w:val="24"/>
+        </w:rPr>
+        <w:t>Gráficos Estadísticos con R”</w:t>
+      </w:r>
+      <w:r>
+        <w:rPr>
+          <w:rFonts w:eastAsia="Calibri" w:cs="Calibri"/>
+          <w:sz w:val="24"/>
+          <w:szCs w:val="24"/>
+        </w:rPr>
+        <w:t xml:space="preserve"> by Juan Carlos Correa and Nelfi González (</w:t>
+      </w:r>
+      <w:hyperlink r:id="rId40">
+        <w:r>
+          <w:rPr>
+            <w:rStyle w:val="Hyperlink"/>
+            <w:rFonts w:eastAsia="Calibri" w:cs="Calibri"/>
+            <w:sz w:val="24"/>
+            <w:szCs w:val="24"/>
+          </w:rPr>
+          <w:t>PDF</w:t>
+        </w:r>
+      </w:hyperlink>
+      <w:r>
+        <w:rPr>
+          <w:rFonts w:eastAsia="Calibri" w:cs="Calibri"/>
+          <w:sz w:val="24"/>
+          <w:szCs w:val="24"/>
+        </w:rPr>
+        <w:t>).</w:t>
+      </w:r>
+    </w:p>
+    <w:p>
+      <w:pPr>
+        <w:pStyle w:val="ListParagraph"/>
+        <w:numPr>
+          <w:ilvl w:val="1"/>
+          <w:numId w:val="5"/>
+        </w:numPr>
+        <w:spacing w:before="240" w:after="240"/>
+        <w:contextualSpacing/>
+        <w:rPr>
+          <w:rFonts w:ascii="Calibri" w:hAnsi="Calibri" w:eastAsia="Calibri" w:cs="Calibri"/>
+          <w:sz w:val="24"/>
+          <w:szCs w:val="24"/>
+        </w:rPr>
+      </w:pPr>
+      <w:r>
+        <w:rPr>
+          <w:rFonts w:eastAsia="Calibri" w:cs="Calibri"/>
+          <w:b/>
+          <w:bCs/>
+          <w:sz w:val="24"/>
+          <w:szCs w:val="24"/>
+        </w:rPr>
+        <w:t>“</w:t>
+      </w:r>
+      <w:r>
+        <w:rPr>
+          <w:rFonts w:eastAsia="Calibri" w:cs="Calibri"/>
+          <w:b/>
+          <w:bCs/>
+          <w:sz w:val="24"/>
+          <w:szCs w:val="24"/>
+        </w:rPr>
+        <w:t>Cartas sobre Estadística de la Revista Argentina de Bioingeniería”</w:t>
+      </w:r>
+      <w:r>
+        <w:rPr>
+          <w:rFonts w:eastAsia="Calibri" w:cs="Calibri"/>
+          <w:sz w:val="24"/>
+          <w:szCs w:val="24"/>
+        </w:rPr>
+        <w:t xml:space="preserve"> by Marcelo R. Risk (</w:t>
       </w:r>
       <w:hyperlink r:id="rId41">
         <w:r>
@@ -9481,10 +9358,12 @@
       <w:r>
         <w:rPr>
           <w:rFonts w:eastAsia="Calibri" w:cs="Calibri"/>
-          <w:sz w:val="24"/>
-          <w:szCs w:val="24"/>
-        </w:rPr>
-        <w:t xml:space="preserve">A Spanish translation of </w:t>
+          <w:b/>
+          <w:bCs/>
+          <w:sz w:val="24"/>
+          <w:szCs w:val="24"/>
+        </w:rPr>
+        <w:t>“</w:t>
       </w:r>
       <w:r>
         <w:rPr>
@@ -9494,7 +9373,7 @@
           <w:sz w:val="24"/>
           <w:szCs w:val="24"/>
         </w:rPr>
-        <w:t>“An Introduction to R”</w:t>
+        <w:t>Introducción al uso y programación del sistema estadístico R”</w:t>
       </w:r>
       <w:r>
         <w:rPr>
@@ -9502,7 +9381,7 @@
           <w:sz w:val="24"/>
           <w:szCs w:val="24"/>
         </w:rPr>
-        <w:t xml:space="preserve"> by Andrés González and Silvia González (</w:t>
+        <w:t xml:space="preserve"> by Ramón Díaz-Uriarte, transparencies prepared for a 16-hours course on R, addressed mainly to biologists and bioinformaticians (</w:t>
       </w:r>
       <w:hyperlink r:id="rId42">
         <w:r>
@@ -9521,7 +9400,51 @@
           <w:sz w:val="24"/>
           <w:szCs w:val="24"/>
         </w:rPr>
-        <w:t xml:space="preserve">, </w:t>
+        <w:t>).</w:t>
+      </w:r>
+    </w:p>
+    <w:p>
+      <w:pPr>
+        <w:pStyle w:val="ListParagraph"/>
+        <w:numPr>
+          <w:ilvl w:val="1"/>
+          <w:numId w:val="5"/>
+        </w:numPr>
+        <w:spacing w:before="240" w:after="240"/>
+        <w:contextualSpacing/>
+        <w:rPr>
+          <w:rFonts w:ascii="Calibri" w:hAnsi="Calibri" w:eastAsia="Calibri" w:cs="Calibri"/>
+          <w:sz w:val="24"/>
+          <w:szCs w:val="24"/>
+        </w:rPr>
+      </w:pPr>
+      <w:r>
+        <w:rPr>
+          <w:rFonts w:eastAsia="Calibri" w:cs="Calibri"/>
+          <w:b/>
+          <w:bCs/>
+          <w:sz w:val="24"/>
+          <w:szCs w:val="24"/>
+        </w:rPr>
+        <w:t>“</w:t>
+      </w:r>
+      <w:r>
+        <w:rPr>
+          <w:rFonts w:eastAsia="Calibri" w:cs="Calibri"/>
+          <w:b/>
+          <w:bCs/>
+          <w:sz w:val="24"/>
+          <w:szCs w:val="24"/>
+        </w:rPr>
+        <w:t>Generacion automatica de reportes con R y LaTeX”</w:t>
+      </w:r>
+      <w:r>
+        <w:rPr>
+          <w:rFonts w:eastAsia="Calibri" w:cs="Calibri"/>
+          <w:sz w:val="24"/>
+          <w:szCs w:val="24"/>
+        </w:rPr>
+        <w:t xml:space="preserve"> by Mario Alfonso Morales Rivera (</w:t>
       </w:r>
       <w:hyperlink r:id="rId43">
         <w:r>
@@ -9531,7 +9454,7 @@
             <w:sz w:val="24"/>
             <w:szCs w:val="24"/>
           </w:rPr>
-          <w:t>Texinfo sources</w:t>
+          <w:t>PDF</w:t>
         </w:r>
       </w:hyperlink>
       <w:r>
@@ -9576,7 +9499,7 @@
           <w:sz w:val="24"/>
           <w:szCs w:val="24"/>
         </w:rPr>
-        <w:t>Gráficos Estadísticos con R”</w:t>
+        <w:t>Metodos Estadisticos con R y R Commander”</w:t>
       </w:r>
       <w:r>
         <w:rPr>
@@ -9584,7 +9507,7 @@
           <w:sz w:val="24"/>
           <w:szCs w:val="24"/>
         </w:rPr>
-        <w:t xml:space="preserve"> by Juan Carlos Correa and Nelfi González (</w:t>
+        <w:t xml:space="preserve"> by Antonio Jose Saez Castillo (</w:t>
       </w:r>
       <w:hyperlink r:id="rId44">
         <w:r>
@@ -9603,51 +9526,7 @@
           <w:sz w:val="24"/>
           <w:szCs w:val="24"/>
         </w:rPr>
-        <w:t>).</w:t>
-      </w:r>
-    </w:p>
-    <w:p>
-      <w:pPr>
-        <w:pStyle w:val="ListParagraph"/>
-        <w:numPr>
-          <w:ilvl w:val="1"/>
-          <w:numId w:val="5"/>
-        </w:numPr>
-        <w:spacing w:before="240" w:after="240"/>
-        <w:contextualSpacing/>
-        <w:rPr>
-          <w:rFonts w:ascii="Calibri" w:hAnsi="Calibri" w:eastAsia="Calibri" w:cs="Calibri"/>
-          <w:sz w:val="24"/>
-          <w:szCs w:val="24"/>
-        </w:rPr>
-      </w:pPr>
-      <w:r>
-        <w:rPr>
-          <w:rFonts w:eastAsia="Calibri" w:cs="Calibri"/>
-          <w:b/>
-          <w:bCs/>
-          <w:sz w:val="24"/>
-          <w:szCs w:val="24"/>
-        </w:rPr>
-        <w:t>“</w:t>
-      </w:r>
-      <w:r>
-        <w:rPr>
-          <w:rFonts w:eastAsia="Calibri" w:cs="Calibri"/>
-          <w:b/>
-          <w:bCs/>
-          <w:sz w:val="24"/>
-          <w:szCs w:val="24"/>
-        </w:rPr>
-        <w:t>Cartas sobre Estadística de la Revista Argentina de Bioingeniería”</w:t>
-      </w:r>
-      <w:r>
-        <w:rPr>
-          <w:rFonts w:eastAsia="Calibri" w:cs="Calibri"/>
-          <w:sz w:val="24"/>
-          <w:szCs w:val="24"/>
-        </w:rPr>
-        <w:t xml:space="preserve"> by Marcelo R. Risk (</w:t>
+        <w:t xml:space="preserve">, </w:t>
       </w:r>
       <w:hyperlink r:id="rId45">
         <w:r>
@@ -9657,7 +9536,7 @@
             <w:sz w:val="24"/>
             <w:szCs w:val="24"/>
           </w:rPr>
-          <w:t>PDF</w:t>
+          <w:t>ZIP</w:t>
         </w:r>
       </w:hyperlink>
       <w:r>
@@ -9666,7 +9545,7 @@
           <w:sz w:val="24"/>
           <w:szCs w:val="24"/>
         </w:rPr>
-        <w:t>).</w:t>
+        <w:t>, 2010-07-08).</w:t>
       </w:r>
     </w:p>
     <w:p>
@@ -9702,7 +9581,7 @@
           <w:sz w:val="24"/>
           <w:szCs w:val="24"/>
         </w:rPr>
-        <w:t>Introducción al uso y programación del sistema estadístico R”</w:t>
+        <w:t>Optimización Matemática con R: Volumen I”</w:t>
       </w:r>
       <w:r>
         <w:rPr>
@@ -9710,7 +9589,7 @@
           <w:sz w:val="24"/>
           <w:szCs w:val="24"/>
         </w:rPr>
-        <w:t xml:space="preserve"> by Ramón Díaz-Uriarte, transparencies prepared for a 16-hours course on R, addressed mainly to biologists and bioinformaticians (</w:t>
+        <w:t xml:space="preserve"> by Enrique Gabriel Baquela and Andrés Redchuk (</w:t>
       </w:r>
       <w:hyperlink r:id="rId46">
         <w:r>
@@ -9729,7 +9608,7 @@
           <w:sz w:val="24"/>
           <w:szCs w:val="24"/>
         </w:rPr>
-        <w:t>).</w:t>
+        <w:t>, 161 pages).</w:t>
       </w:r>
     </w:p>
     <w:p>
@@ -9765,7 +9644,7 @@
           <w:sz w:val="24"/>
           <w:szCs w:val="24"/>
         </w:rPr>
-        <w:t>Generacion automatica de reportes con R y LaTeX”</w:t>
+        <w:t xml:space="preserve">Introducción al uso de R y R Commander para el análisis estadístico de datos en ciencias sociales” </w:t>
       </w:r>
       <w:r>
         <w:rPr>
@@ -9773,7 +9652,7 @@
           <w:sz w:val="24"/>
           <w:szCs w:val="24"/>
         </w:rPr>
-        <w:t xml:space="preserve"> by Mario Alfonso Morales Rivera (</w:t>
+        <w:t>by Rosario Collatón Chicana (</w:t>
       </w:r>
       <w:hyperlink r:id="rId47">
         <w:r>
@@ -9792,7 +9671,7 @@
           <w:sz w:val="24"/>
           <w:szCs w:val="24"/>
         </w:rPr>
-        <w:t>).</w:t>
+        <w:t>, 128 pages, 2014-05-11).</w:t>
       </w:r>
     </w:p>
     <w:p>
@@ -9828,7 +9707,7 @@
           <w:sz w:val="24"/>
           <w:szCs w:val="24"/>
         </w:rPr>
-        <w:t>Metodos Estadisticos con R y R Commander”</w:t>
+        <w:t xml:space="preserve">El arte de programar en R” </w:t>
       </w:r>
       <w:r>
         <w:rPr>
@@ -9836,7 +9715,7 @@
           <w:sz w:val="24"/>
           <w:szCs w:val="24"/>
         </w:rPr>
-        <w:t xml:space="preserve"> by Antonio Jose Saez Castillo (</w:t>
+        <w:t>by Julio Sergio Santana and Efraín Mateos Farfán (</w:t>
       </w:r>
       <w:hyperlink r:id="rId48">
         <w:r>
@@ -9855,217 +9734,9 @@
           <w:sz w:val="24"/>
           <w:szCs w:val="24"/>
         </w:rPr>
-        <w:t xml:space="preserve">, </w:t>
+        <w:t xml:space="preserve">, 197 pages, 2014-12-15; </w:t>
       </w:r>
       <w:hyperlink r:id="rId49">
-        <w:r>
-          <w:rPr>
-            <w:rStyle w:val="Hyperlink"/>
-            <w:rFonts w:eastAsia="Calibri" w:cs="Calibri"/>
-            <w:sz w:val="24"/>
-            <w:szCs w:val="24"/>
-          </w:rPr>
-          <w:t>ZIP</w:t>
-        </w:r>
-      </w:hyperlink>
-      <w:r>
-        <w:rPr>
-          <w:rFonts w:eastAsia="Calibri" w:cs="Calibri"/>
-          <w:sz w:val="24"/>
-          <w:szCs w:val="24"/>
-        </w:rPr>
-        <w:t>, 2010-07-08).</w:t>
-      </w:r>
-    </w:p>
-    <w:p>
-      <w:pPr>
-        <w:pStyle w:val="ListParagraph"/>
-        <w:numPr>
-          <w:ilvl w:val="1"/>
-          <w:numId w:val="5"/>
-        </w:numPr>
-        <w:spacing w:before="240" w:after="240"/>
-        <w:contextualSpacing/>
-        <w:rPr>
-          <w:rFonts w:ascii="Calibri" w:hAnsi="Calibri" w:eastAsia="Calibri" w:cs="Calibri"/>
-          <w:sz w:val="24"/>
-          <w:szCs w:val="24"/>
-        </w:rPr>
-      </w:pPr>
-      <w:r>
-        <w:rPr>
-          <w:rFonts w:eastAsia="Calibri" w:cs="Calibri"/>
-          <w:b/>
-          <w:bCs/>
-          <w:sz w:val="24"/>
-          <w:szCs w:val="24"/>
-        </w:rPr>
-        <w:t>“</w:t>
-      </w:r>
-      <w:r>
-        <w:rPr>
-          <w:rFonts w:eastAsia="Calibri" w:cs="Calibri"/>
-          <w:b/>
-          <w:bCs/>
-          <w:sz w:val="24"/>
-          <w:szCs w:val="24"/>
-        </w:rPr>
-        <w:t>Optimización Matemática con R: Volumen I”</w:t>
-      </w:r>
-      <w:r>
-        <w:rPr>
-          <w:rFonts w:eastAsia="Calibri" w:cs="Calibri"/>
-          <w:sz w:val="24"/>
-          <w:szCs w:val="24"/>
-        </w:rPr>
-        <w:t xml:space="preserve"> by Enrique Gabriel Baquela and Andrés Redchuk (</w:t>
-      </w:r>
-      <w:hyperlink r:id="rId50">
-        <w:r>
-          <w:rPr>
-            <w:rStyle w:val="Hyperlink"/>
-            <w:rFonts w:eastAsia="Calibri" w:cs="Calibri"/>
-            <w:sz w:val="24"/>
-            <w:szCs w:val="24"/>
-          </w:rPr>
-          <w:t>PDF</w:t>
-        </w:r>
-      </w:hyperlink>
-      <w:r>
-        <w:rPr>
-          <w:rFonts w:eastAsia="Calibri" w:cs="Calibri"/>
-          <w:sz w:val="24"/>
-          <w:szCs w:val="24"/>
-        </w:rPr>
-        <w:t>, 161 pages).</w:t>
-      </w:r>
-    </w:p>
-    <w:p>
-      <w:pPr>
-        <w:pStyle w:val="ListParagraph"/>
-        <w:numPr>
-          <w:ilvl w:val="1"/>
-          <w:numId w:val="5"/>
-        </w:numPr>
-        <w:spacing w:before="240" w:after="240"/>
-        <w:contextualSpacing/>
-        <w:rPr>
-          <w:rFonts w:ascii="Calibri" w:hAnsi="Calibri" w:eastAsia="Calibri" w:cs="Calibri"/>
-          <w:sz w:val="24"/>
-          <w:szCs w:val="24"/>
-        </w:rPr>
-      </w:pPr>
-      <w:r>
-        <w:rPr>
-          <w:rFonts w:eastAsia="Calibri" w:cs="Calibri"/>
-          <w:b/>
-          <w:bCs/>
-          <w:sz w:val="24"/>
-          <w:szCs w:val="24"/>
-        </w:rPr>
-        <w:t>“</w:t>
-      </w:r>
-      <w:r>
-        <w:rPr>
-          <w:rFonts w:eastAsia="Calibri" w:cs="Calibri"/>
-          <w:b/>
-          <w:bCs/>
-          <w:sz w:val="24"/>
-          <w:szCs w:val="24"/>
-        </w:rPr>
-        <w:t xml:space="preserve">Introducción al uso de R y R Commander para el análisis estadístico de datos en ciencias sociales” </w:t>
-      </w:r>
-      <w:r>
-        <w:rPr>
-          <w:rFonts w:eastAsia="Calibri" w:cs="Calibri"/>
-          <w:sz w:val="24"/>
-          <w:szCs w:val="24"/>
-        </w:rPr>
-        <w:t>by Rosario Collatón Chicana (</w:t>
-      </w:r>
-      <w:hyperlink r:id="rId51">
-        <w:r>
-          <w:rPr>
-            <w:rStyle w:val="Hyperlink"/>
-            <w:rFonts w:eastAsia="Calibri" w:cs="Calibri"/>
-            <w:sz w:val="24"/>
-            <w:szCs w:val="24"/>
-          </w:rPr>
-          <w:t>PDF</w:t>
-        </w:r>
-      </w:hyperlink>
-      <w:r>
-        <w:rPr>
-          <w:rFonts w:eastAsia="Calibri" w:cs="Calibri"/>
-          <w:sz w:val="24"/>
-          <w:szCs w:val="24"/>
-        </w:rPr>
-        <w:t>, 128 pages, 2014-05-11).</w:t>
-      </w:r>
-    </w:p>
-    <w:p>
-      <w:pPr>
-        <w:pStyle w:val="ListParagraph"/>
-        <w:numPr>
-          <w:ilvl w:val="1"/>
-          <w:numId w:val="5"/>
-        </w:numPr>
-        <w:spacing w:before="240" w:after="240"/>
-        <w:contextualSpacing/>
-        <w:rPr>
-          <w:rFonts w:ascii="Calibri" w:hAnsi="Calibri" w:eastAsia="Calibri" w:cs="Calibri"/>
-          <w:sz w:val="24"/>
-          <w:szCs w:val="24"/>
-        </w:rPr>
-      </w:pPr>
-      <w:r>
-        <w:rPr>
-          <w:rFonts w:eastAsia="Calibri" w:cs="Calibri"/>
-          <w:b/>
-          <w:bCs/>
-          <w:sz w:val="24"/>
-          <w:szCs w:val="24"/>
-        </w:rPr>
-        <w:t>“</w:t>
-      </w:r>
-      <w:r>
-        <w:rPr>
-          <w:rFonts w:eastAsia="Calibri" w:cs="Calibri"/>
-          <w:b/>
-          <w:bCs/>
-          <w:sz w:val="24"/>
-          <w:szCs w:val="24"/>
-        </w:rPr>
-        <w:t xml:space="preserve">El arte de programar en R” </w:t>
-      </w:r>
-      <w:r>
-        <w:rPr>
-          <w:rFonts w:eastAsia="Calibri" w:cs="Calibri"/>
-          <w:sz w:val="24"/>
-          <w:szCs w:val="24"/>
-        </w:rPr>
-        <w:t>by Julio Sergio Santana and Efraín Mateos Farfán (</w:t>
-      </w:r>
-      <w:hyperlink r:id="rId52">
-        <w:r>
-          <w:rPr>
-            <w:rStyle w:val="Hyperlink"/>
-            <w:rFonts w:eastAsia="Calibri" w:cs="Calibri"/>
-            <w:sz w:val="24"/>
-            <w:szCs w:val="24"/>
-          </w:rPr>
-          <w:t>PDF</w:t>
-        </w:r>
-      </w:hyperlink>
-      <w:r>
-        <w:rPr>
-          <w:rFonts w:eastAsia="Calibri" w:cs="Calibri"/>
-          <w:sz w:val="24"/>
-          <w:szCs w:val="24"/>
-        </w:rPr>
-        <w:t xml:space="preserve">, 197 pages, 2014-12-15; </w:t>
-      </w:r>
-      <w:hyperlink r:id="rId53">
         <w:r>
           <w:rPr>
             <w:rStyle w:val="Hyperlink"/>
@@ -11737,6 +11408,7 @@
     <w:qFormat/>
     <w:pPr>
       <w:widowControl/>
+      <w:suppressAutoHyphens w:val="true"/>
       <w:bidi w:val="0"/>
       <w:spacing w:lineRule="auto" w:line="259" w:before="0" w:after="160"/>
       <w:jc w:val="left"/>
